--- a/Lab_9/ПМД_КН-2327Б_Багрій-Белз_ЛР-9.docx
+++ b/Lab_9/ПМД_КН-2327Б_Багрій-Белз_ЛР-9.docx
@@ -307,359 +307,7 @@
           <w:b w:val="0"/>
           <w:sz w:val="19"/>
         </w:rPr>
-        <w:t>// === pubspec.yaml (фрагмент) ===</w:t>
-      </w:r>
-    </w:p>
-    <w:p>
-      <w:pPr>
-        <w:spacing w:line="190" w:lineRule="exact" w:after="0"/>
-        <w:jc w:val="left"/>
-      </w:pPr>
-      <w:r>
-        <w:rPr>
-          <w:rFonts w:ascii="Cascadia Mono" w:hAnsi="Cascadia Mono" w:cs="Cascadia Mono"/>
-          <w:b w:val="0"/>
-          <w:sz w:val="19"/>
-        </w:rPr>
-        <w:t>flutter:</w:t>
-      </w:r>
-    </w:p>
-    <w:p>
-      <w:pPr>
-        <w:spacing w:line="190" w:lineRule="exact" w:after="0"/>
-        <w:jc w:val="left"/>
-      </w:pPr>
-    </w:p>
-    <w:p>
-      <w:pPr>
-        <w:spacing w:line="190" w:lineRule="exact" w:after="0"/>
-        <w:jc w:val="left"/>
-      </w:pPr>
-      <w:r>
-        <w:rPr>
-          <w:rFonts w:ascii="Cascadia Mono" w:hAnsi="Cascadia Mono" w:cs="Cascadia Mono"/>
-          <w:b w:val="0"/>
-          <w:sz w:val="19"/>
-        </w:rPr>
-        <w:t xml:space="preserve">  # The following line ensures that the Material Icons font is</w:t>
-      </w:r>
-    </w:p>
-    <w:p>
-      <w:pPr>
-        <w:spacing w:line="190" w:lineRule="exact" w:after="0"/>
-        <w:jc w:val="left"/>
-      </w:pPr>
-      <w:r>
-        <w:rPr>
-          <w:rFonts w:ascii="Cascadia Mono" w:hAnsi="Cascadia Mono" w:cs="Cascadia Mono"/>
-          <w:b w:val="0"/>
-          <w:sz w:val="19"/>
-        </w:rPr>
-        <w:t xml:space="preserve">  # included with your application, so that you can use the icons in</w:t>
-      </w:r>
-    </w:p>
-    <w:p>
-      <w:pPr>
-        <w:spacing w:line="190" w:lineRule="exact" w:after="0"/>
-        <w:jc w:val="left"/>
-      </w:pPr>
-      <w:r>
-        <w:rPr>
-          <w:rFonts w:ascii="Cascadia Mono" w:hAnsi="Cascadia Mono" w:cs="Cascadia Mono"/>
-          <w:b w:val="0"/>
-          <w:sz w:val="19"/>
-        </w:rPr>
-        <w:t xml:space="preserve">  # the material Icons class.</w:t>
-      </w:r>
-    </w:p>
-    <w:p>
-      <w:pPr>
-        <w:spacing w:line="190" w:lineRule="exact" w:after="0"/>
-        <w:jc w:val="left"/>
-      </w:pPr>
-      <w:r>
-        <w:rPr>
-          <w:rFonts w:ascii="Cascadia Mono" w:hAnsi="Cascadia Mono" w:cs="Cascadia Mono"/>
-          <w:b w:val="0"/>
-          <w:sz w:val="19"/>
-        </w:rPr>
-        <w:t xml:space="preserve">  uses-material-design: true</w:t>
-      </w:r>
-    </w:p>
-    <w:p>
-      <w:pPr>
-        <w:spacing w:line="190" w:lineRule="exact" w:after="0"/>
-        <w:jc w:val="left"/>
-      </w:pPr>
-    </w:p>
-    <w:p>
-      <w:pPr>
-        <w:spacing w:line="190" w:lineRule="exact" w:after="0"/>
-        <w:jc w:val="left"/>
-      </w:pPr>
-      <w:r>
-        <w:rPr>
-          <w:rFonts w:ascii="Cascadia Mono" w:hAnsi="Cascadia Mono" w:cs="Cascadia Mono"/>
-          <w:b w:val="0"/>
-          <w:sz w:val="19"/>
-        </w:rPr>
-        <w:t xml:space="preserve">  assets:</w:t>
-      </w:r>
-    </w:p>
-    <w:p>
-      <w:pPr>
-        <w:spacing w:line="190" w:lineRule="exact" w:after="0"/>
-        <w:jc w:val="left"/>
-      </w:pPr>
-      <w:r>
-        <w:rPr>
-          <w:rFonts w:ascii="Cascadia Mono" w:hAnsi="Cascadia Mono" w:cs="Cascadia Mono"/>
-          <w:b w:val="0"/>
-          <w:sz w:val="19"/>
-        </w:rPr>
-        <w:t xml:space="preserve">    - assets/images/</w:t>
-      </w:r>
-    </w:p>
-    <w:p>
-      <w:pPr>
-        <w:spacing w:line="190" w:lineRule="exact" w:after="0"/>
-        <w:jc w:val="left"/>
-      </w:pPr>
-      <w:r>
-        <w:rPr>
-          <w:rFonts w:ascii="Cascadia Mono" w:hAnsi="Cascadia Mono" w:cs="Cascadia Mono"/>
-          <w:b w:val="0"/>
-          <w:sz w:val="19"/>
-        </w:rPr>
-        <w:t xml:space="preserve">    - assets/icons/</w:t>
-      </w:r>
-    </w:p>
-    <w:p>
-      <w:pPr>
-        <w:spacing w:line="190" w:lineRule="exact" w:after="0"/>
-        <w:jc w:val="left"/>
-      </w:pPr>
-      <w:r>
-        <w:rPr>
-          <w:rFonts w:ascii="Cascadia Mono" w:hAnsi="Cascadia Mono" w:cs="Cascadia Mono"/>
-          <w:b w:val="0"/>
-          <w:sz w:val="19"/>
-        </w:rPr>
-        <w:t xml:space="preserve">    - assets/data/</w:t>
-      </w:r>
-    </w:p>
-    <w:p>
-      <w:pPr>
-        <w:spacing w:line="190" w:lineRule="exact" w:after="0"/>
-        <w:jc w:val="left"/>
-      </w:pPr>
-    </w:p>
-    <w:p>
-      <w:pPr>
-        <w:spacing w:line="190" w:lineRule="exact" w:after="0"/>
-        <w:jc w:val="left"/>
-      </w:pPr>
-      <w:r>
-        <w:rPr>
-          <w:rFonts w:ascii="Cascadia Mono" w:hAnsi="Cascadia Mono" w:cs="Cascadia Mono"/>
-          <w:b w:val="0"/>
-          <w:sz w:val="19"/>
-        </w:rPr>
-        <w:t xml:space="preserve">  fonts:</w:t>
-      </w:r>
-    </w:p>
-    <w:p>
-      <w:pPr>
-        <w:spacing w:line="190" w:lineRule="exact" w:after="0"/>
-        <w:jc w:val="left"/>
-      </w:pPr>
-      <w:r>
-        <w:rPr>
-          <w:rFonts w:ascii="Cascadia Mono" w:hAnsi="Cascadia Mono" w:cs="Cascadia Mono"/>
-          <w:b w:val="0"/>
-          <w:sz w:val="19"/>
-        </w:rPr>
-        <w:t xml:space="preserve">    - family: Inter</w:t>
-      </w:r>
-    </w:p>
-    <w:p>
-      <w:pPr>
-        <w:spacing w:line="190" w:lineRule="exact" w:after="0"/>
-        <w:jc w:val="left"/>
-      </w:pPr>
-      <w:r>
-        <w:rPr>
-          <w:rFonts w:ascii="Cascadia Mono" w:hAnsi="Cascadia Mono" w:cs="Cascadia Mono"/>
-          <w:b w:val="0"/>
-          <w:sz w:val="19"/>
-        </w:rPr>
-        <w:t xml:space="preserve">      fonts:</w:t>
-      </w:r>
-    </w:p>
-    <w:p>
-      <w:pPr>
-        <w:spacing w:line="190" w:lineRule="exact" w:after="0"/>
-        <w:jc w:val="left"/>
-      </w:pPr>
-      <w:r>
-        <w:rPr>
-          <w:rFonts w:ascii="Cascadia Mono" w:hAnsi="Cascadia Mono" w:cs="Cascadia Mono"/>
-          <w:b w:val="0"/>
-          <w:sz w:val="19"/>
-        </w:rPr>
-        <w:t xml:space="preserve">        - asset: assets/fonts/Inter-Regular.ttf</w:t>
-      </w:r>
-    </w:p>
-    <w:p>
-      <w:pPr>
-        <w:spacing w:line="190" w:lineRule="exact" w:after="0"/>
-        <w:jc w:val="left"/>
-      </w:pPr>
-      <w:r>
-        <w:rPr>
-          <w:rFonts w:ascii="Cascadia Mono" w:hAnsi="Cascadia Mono" w:cs="Cascadia Mono"/>
-          <w:b w:val="0"/>
-          <w:sz w:val="19"/>
-        </w:rPr>
-        <w:t xml:space="preserve">        - asset: assets/fonts/Inter-SemiBold.ttf</w:t>
-      </w:r>
-    </w:p>
-    <w:p>
-      <w:pPr>
-        <w:spacing w:line="190" w:lineRule="exact" w:after="0"/>
-        <w:jc w:val="left"/>
-      </w:pPr>
-      <w:r>
-        <w:rPr>
-          <w:rFonts w:ascii="Cascadia Mono" w:hAnsi="Cascadia Mono" w:cs="Cascadia Mono"/>
-          <w:b w:val="0"/>
-          <w:sz w:val="19"/>
-        </w:rPr>
-        <w:t xml:space="preserve">          weight: 600</w:t>
-      </w:r>
-    </w:p>
-    <w:p>
-      <w:pPr>
-        <w:spacing w:line="190" w:lineRule="exact" w:after="0"/>
-        <w:jc w:val="left"/>
-      </w:pPr>
-    </w:p>
-    <w:p>
-      <w:pPr>
-        <w:spacing w:line="190" w:lineRule="exact" w:after="0"/>
-        <w:jc w:val="left"/>
-      </w:pPr>
-      <w:r>
-        <w:rPr>
-          <w:rFonts w:ascii="Cascadia Mono" w:hAnsi="Cascadia Mono" w:cs="Cascadia Mono"/>
-          <w:b w:val="0"/>
-          <w:sz w:val="19"/>
-        </w:rPr>
         <w:t>// === lib/theme/app_colors.dart (фрагмент) ===</w:t>
-      </w:r>
-    </w:p>
-    <w:p>
-      <w:pPr>
-        <w:spacing w:line="190" w:lineRule="exact" w:after="0"/>
-        <w:jc w:val="left"/>
-      </w:pPr>
-      <w:r>
-        <w:rPr>
-          <w:rFonts w:ascii="Cascadia Mono" w:hAnsi="Cascadia Mono" w:cs="Cascadia Mono"/>
-          <w:b w:val="0"/>
-          <w:sz w:val="19"/>
-        </w:rPr>
-        <w:t>import 'package:flutter/material.dart';</w:t>
-      </w:r>
-    </w:p>
-    <w:p>
-      <w:pPr>
-        <w:spacing w:line="190" w:lineRule="exact" w:after="0"/>
-        <w:jc w:val="left"/>
-      </w:pPr>
-    </w:p>
-    <w:p>
-      <w:pPr>
-        <w:spacing w:line="190" w:lineRule="exact" w:after="0"/>
-        <w:jc w:val="left"/>
-      </w:pPr>
-      <w:r>
-        <w:rPr>
-          <w:rFonts w:ascii="Cascadia Mono" w:hAnsi="Cascadia Mono" w:cs="Cascadia Mono"/>
-          <w:b w:val="0"/>
-          <w:sz w:val="19"/>
-        </w:rPr>
-        <w:t>/// Власна палітра кольорів застосунку AppColors (п. 7 ТЗ ЛР 9).</w:t>
-      </w:r>
-    </w:p>
-    <w:p>
-      <w:pPr>
-        <w:spacing w:line="190" w:lineRule="exact" w:after="0"/>
-        <w:jc w:val="left"/>
-      </w:pPr>
-      <w:r>
-        <w:rPr>
-          <w:rFonts w:ascii="Cascadia Mono" w:hAnsi="Cascadia Mono" w:cs="Cascadia Mono"/>
-          <w:b w:val="0"/>
-          <w:sz w:val="19"/>
-        </w:rPr>
-        <w:t>/// Єдине джерело всіх кольорів застосунку, яке використовується замість</w:t>
-      </w:r>
-    </w:p>
-    <w:p>
-      <w:pPr>
-        <w:spacing w:line="190" w:lineRule="exact" w:after="0"/>
-        <w:jc w:val="left"/>
-      </w:pPr>
-      <w:r>
-        <w:rPr>
-          <w:rFonts w:ascii="Cascadia Mono" w:hAnsi="Cascadia Mono" w:cs="Cascadia Mono"/>
-          <w:b w:val="0"/>
-          <w:sz w:val="19"/>
-        </w:rPr>
-        <w:t>/// стандартних (Colors.blue, Colors.black тощо, п. 8 ТЗ).</w:t>
-      </w:r>
-    </w:p>
-    <w:p>
-      <w:pPr>
-        <w:spacing w:line="190" w:lineRule="exact" w:after="0"/>
-        <w:jc w:val="left"/>
-      </w:pPr>
-      <w:r>
-        <w:rPr>
-          <w:rFonts w:ascii="Cascadia Mono" w:hAnsi="Cascadia Mono" w:cs="Cascadia Mono"/>
-          <w:b w:val="0"/>
-          <w:sz w:val="19"/>
-        </w:rPr>
-        <w:t>///</w:t>
-      </w:r>
-    </w:p>
-    <w:p>
-      <w:pPr>
-        <w:spacing w:line="190" w:lineRule="exact" w:after="0"/>
-        <w:jc w:val="left"/>
-      </w:pPr>
-      <w:r>
-        <w:rPr>
-          <w:rFonts w:ascii="Cascadia Mono" w:hAnsi="Cascadia Mono" w:cs="Cascadia Mono"/>
-          <w:b w:val="0"/>
-          <w:sz w:val="19"/>
-        </w:rPr>
-        <w:t>/// Палітра поєднує неоново-темний стиль, розпочатий у Лаборатрні №8,</w:t>
-      </w:r>
-    </w:p>
-    <w:p>
-      <w:pPr>
-        <w:spacing w:line="190" w:lineRule="exact" w:after="0"/>
-        <w:jc w:val="left"/>
-      </w:pPr>
-      <w:r>
-        <w:rPr>
-          <w:rFonts w:ascii="Cascadia Mono" w:hAnsi="Cascadia Mono" w:cs="Cascadia Mono"/>
-          <w:b w:val="0"/>
-          <w:sz w:val="19"/>
-        </w:rPr>
-        <w:t>/// з новою світлою темою (Light / Dark mode, п. 1 ТЗ).</w:t>
       </w:r>
     </w:p>
     <w:p>
@@ -675,26 +323,6 @@
         </w:rPr>
         <w:t>class AppColors {</w:t>
       </w:r>
-    </w:p>
-    <w:p>
-      <w:pPr>
-        <w:spacing w:line="190" w:lineRule="exact" w:after="0"/>
-        <w:jc w:val="left"/>
-      </w:pPr>
-      <w:r>
-        <w:rPr>
-          <w:rFonts w:ascii="Cascadia Mono" w:hAnsi="Cascadia Mono" w:cs="Cascadia Mono"/>
-          <w:b w:val="0"/>
-          <w:sz w:val="19"/>
-        </w:rPr>
-        <w:t xml:space="preserve">  AppColors._();</w:t>
-      </w:r>
-    </w:p>
-    <w:p>
-      <w:pPr>
-        <w:spacing w:line="190" w:lineRule="exact" w:after="0"/>
-        <w:jc w:val="left"/>
-      </w:pPr>
     </w:p>
     <w:p>
       <w:pPr>
@@ -777,84 +405,8 @@
           <w:b w:val="0"/>
           <w:sz w:val="19"/>
         </w:rPr>
-        <w:t xml:space="preserve">  static const Color darkSurface = Color(0xFF1F2430);</w:t>
+        <w:t xml:space="preserve">  // ... (пропуск неістотних рядків)</w:t>
       </w:r>
-    </w:p>
-    <w:p>
-      <w:pPr>
-        <w:spacing w:line="190" w:lineRule="exact" w:after="0"/>
-        <w:jc w:val="left"/>
-      </w:pPr>
-      <w:r>
-        <w:rPr>
-          <w:rFonts w:ascii="Cascadia Mono" w:hAnsi="Cascadia Mono" w:cs="Cascadia Mono"/>
-          <w:b w:val="0"/>
-          <w:sz w:val="19"/>
-        </w:rPr>
-        <w:t xml:space="preserve">  static const Color darkBorder = Color(0xFF2A3142);</w:t>
-      </w:r>
-    </w:p>
-    <w:p>
-      <w:pPr>
-        <w:spacing w:line="190" w:lineRule="exact" w:after="0"/>
-        <w:jc w:val="left"/>
-      </w:pPr>
-      <w:r>
-        <w:rPr>
-          <w:rFonts w:ascii="Cascadia Mono" w:hAnsi="Cascadia Mono" w:cs="Cascadia Mono"/>
-          <w:b w:val="0"/>
-          <w:sz w:val="19"/>
-        </w:rPr>
-        <w:t xml:space="preserve">  static const Color darkText = Color(0xFFFFFFFF);</w:t>
-      </w:r>
-    </w:p>
-    <w:p>
-      <w:pPr>
-        <w:spacing w:line="190" w:lineRule="exact" w:after="0"/>
-        <w:jc w:val="left"/>
-      </w:pPr>
-      <w:r>
-        <w:rPr>
-          <w:rFonts w:ascii="Cascadia Mono" w:hAnsi="Cascadia Mono" w:cs="Cascadia Mono"/>
-          <w:b w:val="0"/>
-          <w:sz w:val="19"/>
-        </w:rPr>
-        <w:t xml:space="preserve">  static const Color darkTextSecondary = Color(0xFF8B949E);</w:t>
-      </w:r>
-    </w:p>
-    <w:p>
-      <w:pPr>
-        <w:spacing w:line="190" w:lineRule="exact" w:after="0"/>
-        <w:jc w:val="left"/>
-      </w:pPr>
-      <w:r>
-        <w:rPr>
-          <w:rFonts w:ascii="Cascadia Mono" w:hAnsi="Cascadia Mono" w:cs="Cascadia Mono"/>
-          <w:b w:val="0"/>
-          <w:sz w:val="19"/>
-        </w:rPr>
-        <w:t xml:space="preserve">  static const Color darkTextHint = Color(0xFF555F70);</w:t>
-      </w:r>
-    </w:p>
-    <w:p>
-      <w:pPr>
-        <w:spacing w:line="190" w:lineRule="exact" w:after="0"/>
-        <w:jc w:val="left"/>
-      </w:pPr>
-      <w:r>
-        <w:rPr>
-          <w:rFonts w:ascii="Cascadia Mono" w:hAnsi="Cascadia Mono" w:cs="Cascadia Mono"/>
-          <w:b w:val="0"/>
-          <w:sz w:val="19"/>
-        </w:rPr>
-        <w:t xml:space="preserve">  static const Color darkTextDone = Color(0xFF6B7280);</w:t>
-      </w:r>
-    </w:p>
-    <w:p>
-      <w:pPr>
-        <w:spacing w:line="190" w:lineRule="exact" w:after="0"/>
-        <w:jc w:val="left"/>
-      </w:pPr>
     </w:p>
     <w:p>
       <w:pPr>
@@ -909,7 +461,7 @@
           <w:b w:val="0"/>
           <w:sz w:val="19"/>
         </w:rPr>
-        <w:t xml:space="preserve">  static const Color lightSurface = Color(0xFFE8ECF1);</w:t>
+        <w:t xml:space="preserve">  // ... (пропуск неістотних рядків)</w:t>
       </w:r>
     </w:p>
     <w:p>
@@ -923,597 +475,7 @@
           <w:b w:val="0"/>
           <w:sz w:val="19"/>
         </w:rPr>
-        <w:t xml:space="preserve">  static const Color lightBorder = Color(0xFFD8DEE6);</w:t>
-      </w:r>
-    </w:p>
-    <w:p>
-      <w:pPr>
-        <w:spacing w:line="190" w:lineRule="exact" w:after="0"/>
-        <w:jc w:val="left"/>
-      </w:pPr>
-      <w:r>
-        <w:rPr>
-          <w:rFonts w:ascii="Cascadia Mono" w:hAnsi="Cascadia Mono" w:cs="Cascadia Mono"/>
-          <w:b w:val="0"/>
-          <w:sz w:val="19"/>
-        </w:rPr>
-        <w:t xml:space="preserve">  static const Color lightText = Color(0xFF171B21);</w:t>
-      </w:r>
-    </w:p>
-    <w:p>
-      <w:pPr>
-        <w:spacing w:line="190" w:lineRule="exact" w:after="0"/>
-        <w:jc w:val="left"/>
-      </w:pPr>
-      <w:r>
-        <w:rPr>
-          <w:rFonts w:ascii="Cascadia Mono" w:hAnsi="Cascadia Mono" w:cs="Cascadia Mono"/>
-          <w:b w:val="0"/>
-          <w:sz w:val="19"/>
-        </w:rPr>
-        <w:t xml:space="preserve">  static const Color lightTextSecondary = Color(0xFF5F6772);</w:t>
-      </w:r>
-    </w:p>
-    <w:p>
-      <w:pPr>
-        <w:spacing w:line="190" w:lineRule="exact" w:after="0"/>
-        <w:jc w:val="left"/>
-      </w:pPr>
-      <w:r>
-        <w:rPr>
-          <w:rFonts w:ascii="Cascadia Mono" w:hAnsi="Cascadia Mono" w:cs="Cascadia Mono"/>
-          <w:b w:val="0"/>
-          <w:sz w:val="19"/>
-        </w:rPr>
-        <w:t xml:space="preserve">  static const Color lightTextHint = Color(0xFF98A0AB);</w:t>
-      </w:r>
-    </w:p>
-    <w:p>
-      <w:pPr>
-        <w:spacing w:line="190" w:lineRule="exact" w:after="0"/>
-        <w:jc w:val="left"/>
-      </w:pPr>
-      <w:r>
-        <w:rPr>
-          <w:rFonts w:ascii="Cascadia Mono" w:hAnsi="Cascadia Mono" w:cs="Cascadia Mono"/>
-          <w:b w:val="0"/>
-          <w:sz w:val="19"/>
-        </w:rPr>
-        <w:t xml:space="preserve">  static const Color lightTextDone = Color(0xFFA6ADB8);</w:t>
-      </w:r>
-    </w:p>
-    <w:p>
-      <w:pPr>
-        <w:spacing w:line="190" w:lineRule="exact" w:after="0"/>
-        <w:jc w:val="left"/>
-      </w:pPr>
-    </w:p>
-    <w:p>
-      <w:pPr>
-        <w:spacing w:line="190" w:lineRule="exact" w:after="0"/>
-        <w:jc w:val="left"/>
-      </w:pPr>
-      <w:r>
-        <w:rPr>
-          <w:rFonts w:ascii="Cascadia Mono" w:hAnsi="Cascadia Mono" w:cs="Cascadia Mono"/>
-          <w:b w:val="0"/>
-          <w:sz w:val="19"/>
-        </w:rPr>
-        <w:t>// === lib/theme/app_styles.dart (фрагмент) ===</w:t>
-      </w:r>
-    </w:p>
-    <w:p>
-      <w:pPr>
-        <w:spacing w:line="190" w:lineRule="exact" w:after="0"/>
-        <w:jc w:val="left"/>
-      </w:pPr>
-      <w:r>
-        <w:rPr>
-          <w:rFonts w:ascii="Cascadia Mono" w:hAnsi="Cascadia Mono" w:cs="Cascadia Mono"/>
-          <w:b w:val="0"/>
-          <w:sz w:val="19"/>
-        </w:rPr>
-        <w:t>import 'package:flutter/material.dart';</w:t>
-      </w:r>
-    </w:p>
-    <w:p>
-      <w:pPr>
-        <w:spacing w:line="190" w:lineRule="exact" w:after="0"/>
-        <w:jc w:val="left"/>
-      </w:pPr>
-      <w:r>
-        <w:rPr>
-          <w:rFonts w:ascii="Cascadia Mono" w:hAnsi="Cascadia Mono" w:cs="Cascadia Mono"/>
-          <w:b w:val="0"/>
-          <w:sz w:val="19"/>
-        </w:rPr>
-        <w:t>import 'app_colors.dart';</w:t>
-      </w:r>
-    </w:p>
-    <w:p>
-      <w:pPr>
-        <w:spacing w:line="190" w:lineRule="exact" w:after="0"/>
-        <w:jc w:val="left"/>
-      </w:pPr>
-    </w:p>
-    <w:p>
-      <w:pPr>
-        <w:spacing w:line="190" w:lineRule="exact" w:after="0"/>
-        <w:jc w:val="left"/>
-      </w:pPr>
-      <w:r>
-        <w:rPr>
-          <w:rFonts w:ascii="Cascadia Mono" w:hAnsi="Cascadia Mono" w:cs="Cascadia Mono"/>
-          <w:b w:val="0"/>
-          <w:sz w:val="19"/>
-        </w:rPr>
-        <w:t>/// Стандартизовані стилі тексту AppStyles (п. 9 ТЗ)</w:t>
-      </w:r>
-    </w:p>
-    <w:p>
-      <w:pPr>
-        <w:spacing w:line="190" w:lineRule="exact" w:after="0"/>
-        <w:jc w:val="left"/>
-      </w:pPr>
-      <w:r>
-        <w:rPr>
-          <w:rFonts w:ascii="Cascadia Mono" w:hAnsi="Cascadia Mono" w:cs="Cascadia Mono"/>
-          <w:b w:val="0"/>
-          <w:sz w:val="19"/>
-        </w:rPr>
-        <w:t>/// Використовують підключений власний шрифт Inter (п. 3 ТЗ)</w:t>
-      </w:r>
-    </w:p>
-    <w:p>
-      <w:pPr>
-        <w:spacing w:line="190" w:lineRule="exact" w:after="0"/>
-        <w:jc w:val="left"/>
-      </w:pPr>
-      <w:r>
-        <w:rPr>
-          <w:rFonts w:ascii="Cascadia Mono" w:hAnsi="Cascadia Mono" w:cs="Cascadia Mono"/>
-          <w:b w:val="0"/>
-          <w:sz w:val="19"/>
-        </w:rPr>
-        <w:t>class AppStyles {</w:t>
-      </w:r>
-    </w:p>
-    <w:p>
-      <w:pPr>
-        <w:spacing w:line="190" w:lineRule="exact" w:after="0"/>
-        <w:jc w:val="left"/>
-      </w:pPr>
-      <w:r>
-        <w:rPr>
-          <w:rFonts w:ascii="Cascadia Mono" w:hAnsi="Cascadia Mono" w:cs="Cascadia Mono"/>
-          <w:b w:val="0"/>
-          <w:sz w:val="19"/>
-        </w:rPr>
-        <w:t xml:space="preserve">  // Назва підключеного шрифту</w:t>
-      </w:r>
-    </w:p>
-    <w:p>
-      <w:pPr>
-        <w:spacing w:line="190" w:lineRule="exact" w:after="0"/>
-        <w:jc w:val="left"/>
-      </w:pPr>
-      <w:r>
-        <w:rPr>
-          <w:rFonts w:ascii="Cascadia Mono" w:hAnsi="Cascadia Mono" w:cs="Cascadia Mono"/>
-          <w:b w:val="0"/>
-          <w:sz w:val="19"/>
-        </w:rPr>
-        <w:t xml:space="preserve">  static const String fontFamily = 'Inter';</w:t>
-      </w:r>
-    </w:p>
-    <w:p>
-      <w:pPr>
-        <w:spacing w:line="190" w:lineRule="exact" w:after="0"/>
-        <w:jc w:val="left"/>
-      </w:pPr>
-    </w:p>
-    <w:p>
-      <w:pPr>
-        <w:spacing w:line="190" w:lineRule="exact" w:after="0"/>
-        <w:jc w:val="left"/>
-      </w:pPr>
-      <w:r>
-        <w:rPr>
-          <w:rFonts w:ascii="Cascadia Mono" w:hAnsi="Cascadia Mono" w:cs="Cascadia Mono"/>
-          <w:b w:val="0"/>
-          <w:sz w:val="19"/>
-        </w:rPr>
-        <w:t xml:space="preserve">  // 1. Заголовок (title)</w:t>
-      </w:r>
-    </w:p>
-    <w:p>
-      <w:pPr>
-        <w:spacing w:line="190" w:lineRule="exact" w:after="0"/>
-        <w:jc w:val="left"/>
-      </w:pPr>
-      <w:r>
-        <w:rPr>
-          <w:rFonts w:ascii="Cascadia Mono" w:hAnsi="Cascadia Mono" w:cs="Cascadia Mono"/>
-          <w:b w:val="0"/>
-          <w:sz w:val="19"/>
-        </w:rPr>
-        <w:t xml:space="preserve">  static TextStyle title({bool isDark = false, Color? color}) {</w:t>
-      </w:r>
-    </w:p>
-    <w:p>
-      <w:pPr>
-        <w:spacing w:line="190" w:lineRule="exact" w:after="0"/>
-        <w:jc w:val="left"/>
-      </w:pPr>
-      <w:r>
-        <w:rPr>
-          <w:rFonts w:ascii="Cascadia Mono" w:hAnsi="Cascadia Mono" w:cs="Cascadia Mono"/>
-          <w:b w:val="0"/>
-          <w:sz w:val="19"/>
-        </w:rPr>
-        <w:t xml:space="preserve">    return TextStyle(</w:t>
-      </w:r>
-    </w:p>
-    <w:p>
-      <w:pPr>
-        <w:spacing w:line="190" w:lineRule="exact" w:after="0"/>
-        <w:jc w:val="left"/>
-      </w:pPr>
-      <w:r>
-        <w:rPr>
-          <w:rFonts w:ascii="Cascadia Mono" w:hAnsi="Cascadia Mono" w:cs="Cascadia Mono"/>
-          <w:b w:val="0"/>
-          <w:sz w:val="19"/>
-        </w:rPr>
-        <w:t xml:space="preserve">      fontFamily: fontFamily,</w:t>
-      </w:r>
-    </w:p>
-    <w:p>
-      <w:pPr>
-        <w:spacing w:line="190" w:lineRule="exact" w:after="0"/>
-        <w:jc w:val="left"/>
-      </w:pPr>
-      <w:r>
-        <w:rPr>
-          <w:rFonts w:ascii="Cascadia Mono" w:hAnsi="Cascadia Mono" w:cs="Cascadia Mono"/>
-          <w:b w:val="0"/>
-          <w:sz w:val="19"/>
-        </w:rPr>
-        <w:t xml:space="preserve">      fontSize: 24,</w:t>
-      </w:r>
-    </w:p>
-    <w:p>
-      <w:pPr>
-        <w:spacing w:line="190" w:lineRule="exact" w:after="0"/>
-        <w:jc w:val="left"/>
-      </w:pPr>
-      <w:r>
-        <w:rPr>
-          <w:rFonts w:ascii="Cascadia Mono" w:hAnsi="Cascadia Mono" w:cs="Cascadia Mono"/>
-          <w:b w:val="0"/>
-          <w:sz w:val="19"/>
-        </w:rPr>
-        <w:t xml:space="preserve">      fontWeight: FontWeight.bold,</w:t>
-      </w:r>
-    </w:p>
-    <w:p>
-      <w:pPr>
-        <w:spacing w:line="190" w:lineRule="exact" w:after="0"/>
-        <w:jc w:val="left"/>
-      </w:pPr>
-      <w:r>
-        <w:rPr>
-          <w:rFonts w:ascii="Cascadia Mono" w:hAnsi="Cascadia Mono" w:cs="Cascadia Mono"/>
-          <w:b w:val="0"/>
-          <w:sz w:val="19"/>
-        </w:rPr>
-        <w:t xml:space="preserve">      letterSpacing: -0.5,</w:t>
-      </w:r>
-    </w:p>
-    <w:p>
-      <w:pPr>
-        <w:spacing w:line="190" w:lineRule="exact" w:after="0"/>
-        <w:jc w:val="left"/>
-      </w:pPr>
-      <w:r>
-        <w:rPr>
-          <w:rFonts w:ascii="Cascadia Mono" w:hAnsi="Cascadia Mono" w:cs="Cascadia Mono"/>
-          <w:b w:val="0"/>
-          <w:sz w:val="19"/>
-        </w:rPr>
-        <w:t xml:space="preserve">      color: color ?? (isDark ? AppColors.textDark : AppColors.textLight),</w:t>
-      </w:r>
-    </w:p>
-    <w:p>
-      <w:pPr>
-        <w:spacing w:line="190" w:lineRule="exact" w:after="0"/>
-        <w:jc w:val="left"/>
-      </w:pPr>
-      <w:r>
-        <w:rPr>
-          <w:rFonts w:ascii="Cascadia Mono" w:hAnsi="Cascadia Mono" w:cs="Cascadia Mono"/>
-          <w:b w:val="0"/>
-          <w:sz w:val="19"/>
-        </w:rPr>
-        <w:t xml:space="preserve">    );</w:t>
-      </w:r>
-    </w:p>
-    <w:p>
-      <w:pPr>
-        <w:spacing w:line="190" w:lineRule="exact" w:after="0"/>
-        <w:jc w:val="left"/>
-      </w:pPr>
-      <w:r>
-        <w:rPr>
-          <w:rFonts w:ascii="Cascadia Mono" w:hAnsi="Cascadia Mono" w:cs="Cascadia Mono"/>
-          <w:b w:val="0"/>
-          <w:sz w:val="19"/>
-        </w:rPr>
-        <w:t xml:space="preserve">  }</w:t>
-      </w:r>
-    </w:p>
-    <w:p>
-      <w:pPr>
-        <w:spacing w:line="190" w:lineRule="exact" w:after="0"/>
-        <w:jc w:val="left"/>
-      </w:pPr>
-    </w:p>
-    <w:p>
-      <w:pPr>
-        <w:spacing w:line="190" w:lineRule="exact" w:after="0"/>
-        <w:jc w:val="left"/>
-      </w:pPr>
-      <w:r>
-        <w:rPr>
-          <w:rFonts w:ascii="Cascadia Mono" w:hAnsi="Cascadia Mono" w:cs="Cascadia Mono"/>
-          <w:b w:val="0"/>
-          <w:sz w:val="19"/>
-        </w:rPr>
-        <w:t xml:space="preserve">  // 3. Основний текст (body)</w:t>
-      </w:r>
-    </w:p>
-    <w:p>
-      <w:pPr>
-        <w:spacing w:line="190" w:lineRule="exact" w:after="0"/>
-        <w:jc w:val="left"/>
-      </w:pPr>
-      <w:r>
-        <w:rPr>
-          <w:rFonts w:ascii="Cascadia Mono" w:hAnsi="Cascadia Mono" w:cs="Cascadia Mono"/>
-          <w:b w:val="0"/>
-          <w:sz w:val="19"/>
-        </w:rPr>
-        <w:t xml:space="preserve">  static TextStyle body({bool isDark = false, Color? color, FontWeight? fontWeight}) {</w:t>
-      </w:r>
-    </w:p>
-    <w:p>
-      <w:pPr>
-        <w:spacing w:line="190" w:lineRule="exact" w:after="0"/>
-        <w:jc w:val="left"/>
-      </w:pPr>
-      <w:r>
-        <w:rPr>
-          <w:rFonts w:ascii="Cascadia Mono" w:hAnsi="Cascadia Mono" w:cs="Cascadia Mono"/>
-          <w:b w:val="0"/>
-          <w:sz w:val="19"/>
-        </w:rPr>
-        <w:t xml:space="preserve">    return TextStyle(</w:t>
-      </w:r>
-    </w:p>
-    <w:p>
-      <w:pPr>
-        <w:spacing w:line="190" w:lineRule="exact" w:after="0"/>
-        <w:jc w:val="left"/>
-      </w:pPr>
-      <w:r>
-        <w:rPr>
-          <w:rFonts w:ascii="Cascadia Mono" w:hAnsi="Cascadia Mono" w:cs="Cascadia Mono"/>
-          <w:b w:val="0"/>
-          <w:sz w:val="19"/>
-        </w:rPr>
-        <w:t xml:space="preserve">      fontFamily: fontFamily,</w:t>
-      </w:r>
-    </w:p>
-    <w:p>
-      <w:pPr>
-        <w:spacing w:line="190" w:lineRule="exact" w:after="0"/>
-        <w:jc w:val="left"/>
-      </w:pPr>
-      <w:r>
-        <w:rPr>
-          <w:rFonts w:ascii="Cascadia Mono" w:hAnsi="Cascadia Mono" w:cs="Cascadia Mono"/>
-          <w:b w:val="0"/>
-          <w:sz w:val="19"/>
-        </w:rPr>
-        <w:t xml:space="preserve">      fontSize: 14,</w:t>
-      </w:r>
-    </w:p>
-    <w:p>
-      <w:pPr>
-        <w:spacing w:line="190" w:lineRule="exact" w:after="0"/>
-        <w:jc w:val="left"/>
-      </w:pPr>
-      <w:r>
-        <w:rPr>
-          <w:rFonts w:ascii="Cascadia Mono" w:hAnsi="Cascadia Mono" w:cs="Cascadia Mono"/>
-          <w:b w:val="0"/>
-          <w:sz w:val="19"/>
-        </w:rPr>
-        <w:t xml:space="preserve">      fontWeight: fontWeight ?? FontWeight.normal,</w:t>
-      </w:r>
-    </w:p>
-    <w:p>
-      <w:pPr>
-        <w:spacing w:line="190" w:lineRule="exact" w:after="0"/>
-        <w:jc w:val="left"/>
-      </w:pPr>
-      <w:r>
-        <w:rPr>
-          <w:rFonts w:ascii="Cascadia Mono" w:hAnsi="Cascadia Mono" w:cs="Cascadia Mono"/>
-          <w:b w:val="0"/>
-          <w:sz w:val="19"/>
-        </w:rPr>
-        <w:t xml:space="preserve">      height: 1.45,</w:t>
-      </w:r>
-    </w:p>
-    <w:p>
-      <w:pPr>
-        <w:spacing w:line="190" w:lineRule="exact" w:after="0"/>
-        <w:jc w:val="left"/>
-      </w:pPr>
-      <w:r>
-        <w:rPr>
-          <w:rFonts w:ascii="Cascadia Mono" w:hAnsi="Cascadia Mono" w:cs="Cascadia Mono"/>
-          <w:b w:val="0"/>
-          <w:sz w:val="19"/>
-        </w:rPr>
-        <w:t xml:space="preserve">      color: color ?? (isDark ? AppColors.textDark : AppColors.textLight),</w:t>
-      </w:r>
-    </w:p>
-    <w:p>
-      <w:pPr>
-        <w:spacing w:line="190" w:lineRule="exact" w:after="0"/>
-        <w:jc w:val="left"/>
-      </w:pPr>
-      <w:r>
-        <w:rPr>
-          <w:rFonts w:ascii="Cascadia Mono" w:hAnsi="Cascadia Mono" w:cs="Cascadia Mono"/>
-          <w:b w:val="0"/>
-          <w:sz w:val="19"/>
-        </w:rPr>
-        <w:t xml:space="preserve">    );</w:t>
-      </w:r>
-    </w:p>
-    <w:p>
-      <w:pPr>
-        <w:spacing w:line="190" w:lineRule="exact" w:after="0"/>
-        <w:jc w:val="left"/>
-      </w:pPr>
-      <w:r>
-        <w:rPr>
-          <w:rFonts w:ascii="Cascadia Mono" w:hAnsi="Cascadia Mono" w:cs="Cascadia Mono"/>
-          <w:b w:val="0"/>
-          <w:sz w:val="19"/>
-        </w:rPr>
-        <w:t xml:space="preserve">  }</w:t>
-      </w:r>
-    </w:p>
-    <w:p>
-      <w:pPr>
-        <w:spacing w:line="190" w:lineRule="exact" w:after="0"/>
-        <w:jc w:val="left"/>
-      </w:pPr>
-    </w:p>
-    <w:p>
-      <w:pPr>
-        <w:spacing w:line="190" w:lineRule="exact" w:after="0"/>
-        <w:jc w:val="left"/>
-      </w:pPr>
-      <w:r>
-        <w:rPr>
-          <w:rFonts w:ascii="Cascadia Mono" w:hAnsi="Cascadia Mono" w:cs="Cascadia Mono"/>
-          <w:b w:val="0"/>
-          <w:sz w:val="19"/>
-        </w:rPr>
-        <w:t xml:space="preserve">  // 4. Стиль для кнопок (button)</w:t>
-      </w:r>
-    </w:p>
-    <w:p>
-      <w:pPr>
-        <w:spacing w:line="190" w:lineRule="exact" w:after="0"/>
-        <w:jc w:val="left"/>
-      </w:pPr>
-      <w:r>
-        <w:rPr>
-          <w:rFonts w:ascii="Cascadia Mono" w:hAnsi="Cascadia Mono" w:cs="Cascadia Mono"/>
-          <w:b w:val="0"/>
-          <w:sz w:val="19"/>
-        </w:rPr>
-        <w:t xml:space="preserve">  static const TextStyle button = TextStyle(</w:t>
-      </w:r>
-    </w:p>
-    <w:p>
-      <w:pPr>
-        <w:spacing w:line="190" w:lineRule="exact" w:after="0"/>
-        <w:jc w:val="left"/>
-      </w:pPr>
-      <w:r>
-        <w:rPr>
-          <w:rFonts w:ascii="Cascadia Mono" w:hAnsi="Cascadia Mono" w:cs="Cascadia Mono"/>
-          <w:b w:val="0"/>
-          <w:sz w:val="19"/>
-        </w:rPr>
-        <w:t xml:space="preserve">    fontFamily: fontFamily,</w:t>
-      </w:r>
-    </w:p>
-    <w:p>
-      <w:pPr>
-        <w:spacing w:line="190" w:lineRule="exact" w:after="0"/>
-        <w:jc w:val="left"/>
-      </w:pPr>
-      <w:r>
-        <w:rPr>
-          <w:rFonts w:ascii="Cascadia Mono" w:hAnsi="Cascadia Mono" w:cs="Cascadia Mono"/>
-          <w:b w:val="0"/>
-          <w:sz w:val="19"/>
-        </w:rPr>
-        <w:t xml:space="preserve">    fontSize: 15,</w:t>
-      </w:r>
-    </w:p>
-    <w:p>
-      <w:pPr>
-        <w:spacing w:line="190" w:lineRule="exact" w:after="0"/>
-        <w:jc w:val="left"/>
-      </w:pPr>
-      <w:r>
-        <w:rPr>
-          <w:rFonts w:ascii="Cascadia Mono" w:hAnsi="Cascadia Mono" w:cs="Cascadia Mono"/>
-          <w:b w:val="0"/>
-          <w:sz w:val="19"/>
-        </w:rPr>
-        <w:t xml:space="preserve">    fontWeight: FontWeight.w600,</w:t>
-      </w:r>
-    </w:p>
-    <w:p>
-      <w:pPr>
-        <w:spacing w:line="190" w:lineRule="exact" w:after="0"/>
-        <w:jc w:val="left"/>
-      </w:pPr>
-      <w:r>
-        <w:rPr>
-          <w:rFonts w:ascii="Cascadia Mono" w:hAnsi="Cascadia Mono" w:cs="Cascadia Mono"/>
-          <w:b w:val="0"/>
-          <w:sz w:val="19"/>
-        </w:rPr>
-        <w:t xml:space="preserve">    letterSpacing: 0.3,</w:t>
-      </w:r>
-    </w:p>
-    <w:p>
-      <w:pPr>
-        <w:spacing w:line="190" w:lineRule="exact" w:after="0"/>
-        <w:jc w:val="left"/>
-      </w:pPr>
-      <w:r>
-        <w:rPr>
-          <w:rFonts w:ascii="Cascadia Mono" w:hAnsi="Cascadia Mono" w:cs="Cascadia Mono"/>
-          <w:b w:val="0"/>
-          <w:sz w:val="19"/>
-        </w:rPr>
-        <w:t xml:space="preserve">    color: Colors.white,</w:t>
-      </w:r>
-    </w:p>
-    <w:p>
-      <w:pPr>
-        <w:spacing w:line="190" w:lineRule="exact" w:after="0"/>
-        <w:jc w:val="left"/>
-      </w:pPr>
-      <w:r>
-        <w:rPr>
-          <w:rFonts w:ascii="Cascadia Mono" w:hAnsi="Cascadia Mono" w:cs="Cascadia Mono"/>
-          <w:b w:val="0"/>
-          <w:sz w:val="19"/>
-        </w:rPr>
-        <w:t xml:space="preserve">  );</w:t>
+        <w:t>}</w:t>
       </w:r>
     </w:p>
     <w:p>
@@ -1645,7 +607,7 @@
           <w:b w:val="0"/>
           <w:sz w:val="19"/>
         </w:rPr>
-        <w:t xml:space="preserve">      colorScheme: const ColorScheme.light(</w:t>
+        <w:t xml:space="preserve">  // ... (пропуск неістотних рядків)</w:t>
       </w:r>
     </w:p>
     <w:p>
@@ -1659,105 +621,7 @@
           <w:b w:val="0"/>
           <w:sz w:val="19"/>
         </w:rPr>
-        <w:t xml:space="preserve">        primary: AppColors.primary,</w:t>
-      </w:r>
-    </w:p>
-    <w:p>
-      <w:pPr>
-        <w:spacing w:line="190" w:lineRule="exact" w:after="0"/>
-        <w:jc w:val="left"/>
-      </w:pPr>
-      <w:r>
-        <w:rPr>
-          <w:rFonts w:ascii="Cascadia Mono" w:hAnsi="Cascadia Mono" w:cs="Cascadia Mono"/>
-          <w:b w:val="0"/>
-          <w:sz w:val="19"/>
-        </w:rPr>
-        <w:t xml:space="preserve">        onPrimary: AppColors.onPrimary,</w:t>
-      </w:r>
-    </w:p>
-    <w:p>
-      <w:pPr>
-        <w:spacing w:line="190" w:lineRule="exact" w:after="0"/>
-        <w:jc w:val="left"/>
-      </w:pPr>
-      <w:r>
-        <w:rPr>
-          <w:rFonts w:ascii="Cascadia Mono" w:hAnsi="Cascadia Mono" w:cs="Cascadia Mono"/>
-          <w:b w:val="0"/>
-          <w:sz w:val="19"/>
-        </w:rPr>
-        <w:t xml:space="preserve">        secondary: AppColors.secondary,</w:t>
-      </w:r>
-    </w:p>
-    <w:p>
-      <w:pPr>
-        <w:spacing w:line="190" w:lineRule="exact" w:after="0"/>
-        <w:jc w:val="left"/>
-      </w:pPr>
-      <w:r>
-        <w:rPr>
-          <w:rFonts w:ascii="Cascadia Mono" w:hAnsi="Cascadia Mono" w:cs="Cascadia Mono"/>
-          <w:b w:val="0"/>
-          <w:sz w:val="19"/>
-        </w:rPr>
-        <w:t xml:space="preserve">        surface: AppColors.lightCard,</w:t>
-      </w:r>
-    </w:p>
-    <w:p>
-      <w:pPr>
-        <w:spacing w:line="190" w:lineRule="exact" w:after="0"/>
-        <w:jc w:val="left"/>
-      </w:pPr>
-      <w:r>
-        <w:rPr>
-          <w:rFonts w:ascii="Cascadia Mono" w:hAnsi="Cascadia Mono" w:cs="Cascadia Mono"/>
-          <w:b w:val="0"/>
-          <w:sz w:val="19"/>
-        </w:rPr>
-        <w:t xml:space="preserve">        onSurface: AppColors.lightText,</w:t>
-      </w:r>
-    </w:p>
-    <w:p>
-      <w:pPr>
-        <w:spacing w:line="190" w:lineRule="exact" w:after="0"/>
-        <w:jc w:val="left"/>
-      </w:pPr>
-      <w:r>
-        <w:rPr>
-          <w:rFonts w:ascii="Cascadia Mono" w:hAnsi="Cascadia Mono" w:cs="Cascadia Mono"/>
-          <w:b w:val="0"/>
-          <w:sz w:val="19"/>
-        </w:rPr>
-        <w:t xml:space="preserve">        error: AppColors.error,</w:t>
-      </w:r>
-    </w:p>
-    <w:p>
-      <w:pPr>
-        <w:spacing w:line="190" w:lineRule="exact" w:after="0"/>
-        <w:jc w:val="left"/>
-      </w:pPr>
-      <w:r>
-        <w:rPr>
-          <w:rFonts w:ascii="Cascadia Mono" w:hAnsi="Cascadia Mono" w:cs="Cascadia Mono"/>
-          <w:b w:val="0"/>
-          <w:sz w:val="19"/>
-        </w:rPr>
-        <w:t xml:space="preserve">      ),</w:t>
-      </w:r>
-    </w:p>
-    <w:p>
-      <w:pPr>
-        <w:spacing w:line="190" w:lineRule="exact" w:after="0"/>
-        <w:jc w:val="left"/>
-      </w:pPr>
-      <w:r>
-        <w:rPr>
-          <w:rFonts w:ascii="Cascadia Mono" w:hAnsi="Cascadia Mono" w:cs="Cascadia Mono"/>
-          <w:b w:val="0"/>
-          <w:sz w:val="19"/>
-        </w:rPr>
-        <w:t xml:space="preserve">  // ... (пропуск неістотних рядків)</w:t>
+        <w:t xml:space="preserve">  }</w:t>
       </w:r>
     </w:p>
     <w:p>
@@ -1791,218 +655,6 @@
           <w:b w:val="0"/>
           <w:sz w:val="19"/>
         </w:rPr>
-        <w:t>import 'package:flutter/material.dart';</w:t>
-      </w:r>
-    </w:p>
-    <w:p>
-      <w:pPr>
-        <w:spacing w:line="190" w:lineRule="exact" w:after="0"/>
-        <w:jc w:val="left"/>
-      </w:pPr>
-    </w:p>
-    <w:p>
-      <w:pPr>
-        <w:spacing w:line="190" w:lineRule="exact" w:after="0"/>
-        <w:jc w:val="left"/>
-      </w:pPr>
-      <w:r>
-        <w:rPr>
-          <w:rFonts w:ascii="Cascadia Mono" w:hAnsi="Cascadia Mono" w:cs="Cascadia Mono"/>
-          <w:b w:val="0"/>
-          <w:sz w:val="19"/>
-        </w:rPr>
-        <w:t>import 'screens/welcome_screen.dart';</w:t>
-      </w:r>
-    </w:p>
-    <w:p>
-      <w:pPr>
-        <w:spacing w:line="190" w:lineRule="exact" w:after="0"/>
-        <w:jc w:val="left"/>
-      </w:pPr>
-      <w:r>
-        <w:rPr>
-          <w:rFonts w:ascii="Cascadia Mono" w:hAnsi="Cascadia Mono" w:cs="Cascadia Mono"/>
-          <w:b w:val="0"/>
-          <w:sz w:val="19"/>
-        </w:rPr>
-        <w:t>import 'theme/app_theme.dart';</w:t>
-      </w:r>
-    </w:p>
-    <w:p>
-      <w:pPr>
-        <w:spacing w:line="190" w:lineRule="exact" w:after="0"/>
-        <w:jc w:val="left"/>
-      </w:pPr>
-    </w:p>
-    <w:p>
-      <w:pPr>
-        <w:spacing w:line="190" w:lineRule="exact" w:after="0"/>
-        <w:jc w:val="left"/>
-      </w:pPr>
-      <w:r>
-        <w:rPr>
-          <w:rFonts w:ascii="Cascadia Mono" w:hAnsi="Cascadia Mono" w:cs="Cascadia Mono"/>
-          <w:b w:val="0"/>
-          <w:sz w:val="19"/>
-        </w:rPr>
-        <w:t>void main() {</w:t>
-      </w:r>
-    </w:p>
-    <w:p>
-      <w:pPr>
-        <w:spacing w:line="190" w:lineRule="exact" w:after="0"/>
-        <w:jc w:val="left"/>
-      </w:pPr>
-      <w:r>
-        <w:rPr>
-          <w:rFonts w:ascii="Cascadia Mono" w:hAnsi="Cascadia Mono" w:cs="Cascadia Mono"/>
-          <w:b w:val="0"/>
-          <w:sz w:val="19"/>
-        </w:rPr>
-        <w:t xml:space="preserve">  runApp(const RegistrationApp());</w:t>
-      </w:r>
-    </w:p>
-    <w:p>
-      <w:pPr>
-        <w:spacing w:line="190" w:lineRule="exact" w:after="0"/>
-        <w:jc w:val="left"/>
-      </w:pPr>
-      <w:r>
-        <w:rPr>
-          <w:rFonts w:ascii="Cascadia Mono" w:hAnsi="Cascadia Mono" w:cs="Cascadia Mono"/>
-          <w:b w:val="0"/>
-          <w:sz w:val="19"/>
-        </w:rPr>
-        <w:t>}</w:t>
-      </w:r>
-    </w:p>
-    <w:p>
-      <w:pPr>
-        <w:spacing w:line="190" w:lineRule="exact" w:after="0"/>
-        <w:jc w:val="left"/>
-      </w:pPr>
-    </w:p>
-    <w:p>
-      <w:pPr>
-        <w:spacing w:line="190" w:lineRule="exact" w:after="0"/>
-        <w:jc w:val="left"/>
-      </w:pPr>
-      <w:r>
-        <w:rPr>
-          <w:rFonts w:ascii="Cascadia Mono" w:hAnsi="Cascadia Mono" w:cs="Cascadia Mono"/>
-          <w:b w:val="0"/>
-          <w:sz w:val="19"/>
-        </w:rPr>
-        <w:t>/// Головний застосунок: продовження Лаборатної №8 (форми, навігація,</w:t>
-      </w:r>
-    </w:p>
-    <w:p>
-      <w:pPr>
-        <w:spacing w:line="190" w:lineRule="exact" w:after="0"/>
-        <w:jc w:val="left"/>
-      </w:pPr>
-      <w:r>
-        <w:rPr>
-          <w:rFonts w:ascii="Cascadia Mono" w:hAnsi="Cascadia Mono" w:cs="Cascadia Mono"/>
-          <w:b w:val="0"/>
-          <w:sz w:val="19"/>
-        </w:rPr>
-        <w:t>/// JSON-менеджер завдань) + теми оформлення та екран профілю (ЛР 9).</w:t>
-      </w:r>
-    </w:p>
-    <w:p>
-      <w:pPr>
-        <w:spacing w:line="190" w:lineRule="exact" w:after="0"/>
-        <w:jc w:val="left"/>
-      </w:pPr>
-      <w:r>
-        <w:rPr>
-          <w:rFonts w:ascii="Cascadia Mono" w:hAnsi="Cascadia Mono" w:cs="Cascadia Mono"/>
-          <w:b w:val="0"/>
-          <w:sz w:val="19"/>
-        </w:rPr>
-        <w:t>class RegistrationApp extends StatefulWidget {</w:t>
-      </w:r>
-    </w:p>
-    <w:p>
-      <w:pPr>
-        <w:spacing w:line="190" w:lineRule="exact" w:after="0"/>
-        <w:jc w:val="left"/>
-      </w:pPr>
-      <w:r>
-        <w:rPr>
-          <w:rFonts w:ascii="Cascadia Mono" w:hAnsi="Cascadia Mono" w:cs="Cascadia Mono"/>
-          <w:b w:val="0"/>
-          <w:sz w:val="19"/>
-        </w:rPr>
-        <w:t xml:space="preserve">  const RegistrationApp({super.key});</w:t>
-      </w:r>
-    </w:p>
-    <w:p>
-      <w:pPr>
-        <w:spacing w:line="190" w:lineRule="exact" w:after="0"/>
-        <w:jc w:val="left"/>
-      </w:pPr>
-    </w:p>
-    <w:p>
-      <w:pPr>
-        <w:spacing w:line="190" w:lineRule="exact" w:after="0"/>
-        <w:jc w:val="left"/>
-      </w:pPr>
-      <w:r>
-        <w:rPr>
-          <w:rFonts w:ascii="Cascadia Mono" w:hAnsi="Cascadia Mono" w:cs="Cascadia Mono"/>
-          <w:b w:val="0"/>
-          <w:sz w:val="19"/>
-        </w:rPr>
-        <w:t xml:space="preserve">  @override</w:t>
-      </w:r>
-    </w:p>
-    <w:p>
-      <w:pPr>
-        <w:spacing w:line="190" w:lineRule="exact" w:after="0"/>
-        <w:jc w:val="left"/>
-      </w:pPr>
-      <w:r>
-        <w:rPr>
-          <w:rFonts w:ascii="Cascadia Mono" w:hAnsi="Cascadia Mono" w:cs="Cascadia Mono"/>
-          <w:b w:val="0"/>
-          <w:sz w:val="19"/>
-        </w:rPr>
-        <w:t xml:space="preserve">  State&lt;RegistrationApp&gt; createState() =&gt; _RegistrationAppState();</w:t>
-      </w:r>
-    </w:p>
-    <w:p>
-      <w:pPr>
-        <w:spacing w:line="190" w:lineRule="exact" w:after="0"/>
-        <w:jc w:val="left"/>
-      </w:pPr>
-      <w:r>
-        <w:rPr>
-          <w:rFonts w:ascii="Cascadia Mono" w:hAnsi="Cascadia Mono" w:cs="Cascadia Mono"/>
-          <w:b w:val="0"/>
-          <w:sz w:val="19"/>
-        </w:rPr>
-        <w:t>}</w:t>
-      </w:r>
-    </w:p>
-    <w:p>
-      <w:pPr>
-        <w:spacing w:line="190" w:lineRule="exact" w:after="0"/>
-        <w:jc w:val="left"/>
-      </w:pPr>
-    </w:p>
-    <w:p>
-      <w:pPr>
-        <w:spacing w:line="190" w:lineRule="exact" w:after="0"/>
-        <w:jc w:val="left"/>
-      </w:pPr>
-      <w:r>
-        <w:rPr>
-          <w:rFonts w:ascii="Cascadia Mono" w:hAnsi="Cascadia Mono" w:cs="Cascadia Mono"/>
-          <w:b w:val="0"/>
-          <w:sz w:val="19"/>
-        </w:rPr>
         <w:t>class _RegistrationAppState extends State&lt;RegistrationApp&gt; {</w:t>
       </w:r>
     </w:p>
@@ -2018,20 +670,6 @@
           <w:sz w:val="19"/>
         </w:rPr>
         <w:t xml:space="preserve">  /// Стан активної теми: true — темна, false — світла (п. 1, 2 ТЗ ЛР 9).</w:t>
-      </w:r>
-    </w:p>
-    <w:p>
-      <w:pPr>
-        <w:spacing w:line="190" w:lineRule="exact" w:after="0"/>
-        <w:jc w:val="left"/>
-      </w:pPr>
-      <w:r>
-        <w:rPr>
-          <w:rFonts w:ascii="Cascadia Mono" w:hAnsi="Cascadia Mono" w:cs="Cascadia Mono"/>
-          <w:b w:val="0"/>
-          <w:sz w:val="19"/>
-        </w:rPr>
-        <w:t xml:space="preserve">  /// Зберігається у класі State та оновлюється виключно через setState().</w:t>
       </w:r>
     </w:p>
     <w:p>
@@ -2183,48 +821,6 @@
           <w:b w:val="0"/>
           <w:sz w:val="19"/>
         </w:rPr>
-        <w:t xml:space="preserve">      title: 'Профіль, теми та ресурси — Лабораторна №9',</w:t>
-      </w:r>
-    </w:p>
-    <w:p>
-      <w:pPr>
-        <w:spacing w:line="190" w:lineRule="exact" w:after="0"/>
-        <w:jc w:val="left"/>
-      </w:pPr>
-      <w:r>
-        <w:rPr>
-          <w:rFonts w:ascii="Cascadia Mono" w:hAnsi="Cascadia Mono" w:cs="Cascadia Mono"/>
-          <w:b w:val="0"/>
-          <w:sz w:val="19"/>
-        </w:rPr>
-        <w:t xml:space="preserve">      debugShowCheckedModeBanner: false,</w:t>
-      </w:r>
-    </w:p>
-    <w:p>
-      <w:pPr>
-        <w:spacing w:line="190" w:lineRule="exact" w:after="0"/>
-        <w:jc w:val="left"/>
-      </w:pPr>
-      <w:r>
-        <w:rPr>
-          <w:rFonts w:ascii="Cascadia Mono" w:hAnsi="Cascadia Mono" w:cs="Cascadia Mono"/>
-          <w:b w:val="0"/>
-          <w:sz w:val="19"/>
-        </w:rPr>
-        <w:t xml:space="preserve">      // Світла та темна теми через ThemeData (п. 1, 11 ТЗ ЛР 9)</w:t>
-      </w:r>
-    </w:p>
-    <w:p>
-      <w:pPr>
-        <w:spacing w:line="190" w:lineRule="exact" w:after="0"/>
-        <w:jc w:val="left"/>
-      </w:pPr>
-      <w:r>
-        <w:rPr>
-          <w:rFonts w:ascii="Cascadia Mono" w:hAnsi="Cascadia Mono" w:cs="Cascadia Mono"/>
-          <w:b w:val="0"/>
-          <w:sz w:val="19"/>
-        </w:rPr>
         <w:t xml:space="preserve">      theme: AppTheme.lightTheme,</w:t>
       </w:r>
     </w:p>
@@ -2343,644 +939,6 @@
           <w:b w:val="0"/>
           <w:sz w:val="19"/>
         </w:rPr>
-        <w:t>import 'package:flutter/material.dart';</w:t>
-      </w:r>
-    </w:p>
-    <w:p>
-      <w:pPr>
-        <w:spacing w:line="190" w:lineRule="exact" w:after="0"/>
-        <w:jc w:val="left"/>
-      </w:pPr>
-    </w:p>
-    <w:p>
-      <w:pPr>
-        <w:spacing w:line="190" w:lineRule="exact" w:after="0"/>
-        <w:jc w:val="left"/>
-      </w:pPr>
-      <w:r>
-        <w:rPr>
-          <w:rFonts w:ascii="Cascadia Mono" w:hAnsi="Cascadia Mono" w:cs="Cascadia Mono"/>
-          <w:b w:val="0"/>
-          <w:sz w:val="19"/>
-        </w:rPr>
-        <w:t>import '../theme/app_colors.dart';</w:t>
-      </w:r>
-    </w:p>
-    <w:p>
-      <w:pPr>
-        <w:spacing w:line="190" w:lineRule="exact" w:after="0"/>
-        <w:jc w:val="left"/>
-      </w:pPr>
-      <w:r>
-        <w:rPr>
-          <w:rFonts w:ascii="Cascadia Mono" w:hAnsi="Cascadia Mono" w:cs="Cascadia Mono"/>
-          <w:b w:val="0"/>
-          <w:sz w:val="19"/>
-        </w:rPr>
-        <w:t>import '../theme/app_styles.dart';</w:t>
-      </w:r>
-    </w:p>
-    <w:p>
-      <w:pPr>
-        <w:spacing w:line="190" w:lineRule="exact" w:after="0"/>
-        <w:jc w:val="left"/>
-      </w:pPr>
-    </w:p>
-    <w:p>
-      <w:pPr>
-        <w:spacing w:line="190" w:lineRule="exact" w:after="0"/>
-        <w:jc w:val="left"/>
-      </w:pPr>
-      <w:r>
-        <w:rPr>
-          <w:rFonts w:ascii="Cascadia Mono" w:hAnsi="Cascadia Mono" w:cs="Cascadia Mono"/>
-          <w:b w:val="0"/>
-          <w:sz w:val="19"/>
-        </w:rPr>
-        <w:t>/// Екран профілю користувача ProfileScreen (п. 6 ТЗ)</w:t>
-      </w:r>
-    </w:p>
-    <w:p>
-      <w:pPr>
-        <w:spacing w:line="190" w:lineRule="exact" w:after="0"/>
-        <w:jc w:val="left"/>
-      </w:pPr>
-      <w:r>
-        <w:rPr>
-          <w:rFonts w:ascii="Cascadia Mono" w:hAnsi="Cascadia Mono" w:cs="Cascadia Mono"/>
-          <w:b w:val="0"/>
-          <w:sz w:val="19"/>
-        </w:rPr>
-        <w:t>class ProfileScreen extends StatelessWidget {</w:t>
-      </w:r>
-    </w:p>
-    <w:p>
-      <w:pPr>
-        <w:spacing w:line="190" w:lineRule="exact" w:after="0"/>
-        <w:jc w:val="left"/>
-      </w:pPr>
-      <w:r>
-        <w:rPr>
-          <w:rFonts w:ascii="Cascadia Mono" w:hAnsi="Cascadia Mono" w:cs="Cascadia Mono"/>
-          <w:b w:val="0"/>
-          <w:sz w:val="19"/>
-        </w:rPr>
-        <w:t xml:space="preserve">  /// Ім'я користувача (п. 6 ТЗ)</w:t>
-      </w:r>
-    </w:p>
-    <w:p>
-      <w:pPr>
-        <w:spacing w:line="190" w:lineRule="exact" w:after="0"/>
-        <w:jc w:val="left"/>
-      </w:pPr>
-      <w:r>
-        <w:rPr>
-          <w:rFonts w:ascii="Cascadia Mono" w:hAnsi="Cascadia Mono" w:cs="Cascadia Mono"/>
-          <w:b w:val="0"/>
-          <w:sz w:val="19"/>
-        </w:rPr>
-        <w:t xml:space="preserve">  final String? username;</w:t>
-      </w:r>
-    </w:p>
-    <w:p>
-      <w:pPr>
-        <w:spacing w:line="190" w:lineRule="exact" w:after="0"/>
-        <w:jc w:val="left"/>
-      </w:pPr>
-    </w:p>
-    <w:p>
-      <w:pPr>
-        <w:spacing w:line="190" w:lineRule="exact" w:after="0"/>
-        <w:jc w:val="left"/>
-      </w:pPr>
-      <w:r>
-        <w:rPr>
-          <w:rFonts w:ascii="Cascadia Mono" w:hAnsi="Cascadia Mono" w:cs="Cascadia Mono"/>
-          <w:b w:val="0"/>
-          <w:sz w:val="19"/>
-        </w:rPr>
-        <w:t xml:space="preserve">  /// Email користувача (п. 6 ТЗ)</w:t>
-      </w:r>
-    </w:p>
-    <w:p>
-      <w:pPr>
-        <w:spacing w:line="190" w:lineRule="exact" w:after="0"/>
-        <w:jc w:val="left"/>
-      </w:pPr>
-      <w:r>
-        <w:rPr>
-          <w:rFonts w:ascii="Cascadia Mono" w:hAnsi="Cascadia Mono" w:cs="Cascadia Mono"/>
-          <w:b w:val="0"/>
-          <w:sz w:val="19"/>
-        </w:rPr>
-        <w:t xml:space="preserve">  final String? email;</w:t>
-      </w:r>
-    </w:p>
-    <w:p>
-      <w:pPr>
-        <w:spacing w:line="190" w:lineRule="exact" w:after="0"/>
-        <w:jc w:val="left"/>
-      </w:pPr>
-    </w:p>
-    <w:p>
-      <w:pPr>
-        <w:spacing w:line="190" w:lineRule="exact" w:after="0"/>
-        <w:jc w:val="left"/>
-      </w:pPr>
-      <w:r>
-        <w:rPr>
-          <w:rFonts w:ascii="Cascadia Mono" w:hAnsi="Cascadia Mono" w:cs="Cascadia Mono"/>
-          <w:b w:val="0"/>
-          <w:sz w:val="19"/>
-        </w:rPr>
-        <w:t xml:space="preserve">  /// Колбек для перемикання теми (п. 2 ТЗ)</w:t>
-      </w:r>
-    </w:p>
-    <w:p>
-      <w:pPr>
-        <w:spacing w:line="190" w:lineRule="exact" w:after="0"/>
-        <w:jc w:val="left"/>
-      </w:pPr>
-      <w:r>
-        <w:rPr>
-          <w:rFonts w:ascii="Cascadia Mono" w:hAnsi="Cascadia Mono" w:cs="Cascadia Mono"/>
-          <w:b w:val="0"/>
-          <w:sz w:val="19"/>
-        </w:rPr>
-        <w:t xml:space="preserve">  final ValueChanged&lt;bool&gt;? onToggleTheme;</w:t>
-      </w:r>
-    </w:p>
-    <w:p>
-      <w:pPr>
-        <w:spacing w:line="190" w:lineRule="exact" w:after="0"/>
-        <w:jc w:val="left"/>
-      </w:pPr>
-    </w:p>
-    <w:p>
-      <w:pPr>
-        <w:spacing w:line="190" w:lineRule="exact" w:after="0"/>
-        <w:jc w:val="left"/>
-      </w:pPr>
-      <w:r>
-        <w:rPr>
-          <w:rFonts w:ascii="Cascadia Mono" w:hAnsi="Cascadia Mono" w:cs="Cascadia Mono"/>
-          <w:b w:val="0"/>
-          <w:sz w:val="19"/>
-        </w:rPr>
-        <w:t xml:space="preserve">  const ProfileScreen({</w:t>
-      </w:r>
-    </w:p>
-    <w:p>
-      <w:pPr>
-        <w:spacing w:line="190" w:lineRule="exact" w:after="0"/>
-        <w:jc w:val="left"/>
-      </w:pPr>
-      <w:r>
-        <w:rPr>
-          <w:rFonts w:ascii="Cascadia Mono" w:hAnsi="Cascadia Mono" w:cs="Cascadia Mono"/>
-          <w:b w:val="0"/>
-          <w:sz w:val="19"/>
-        </w:rPr>
-        <w:t xml:space="preserve">    super.key,</w:t>
-      </w:r>
-    </w:p>
-    <w:p>
-      <w:pPr>
-        <w:spacing w:line="190" w:lineRule="exact" w:after="0"/>
-        <w:jc w:val="left"/>
-      </w:pPr>
-      <w:r>
-        <w:rPr>
-          <w:rFonts w:ascii="Cascadia Mono" w:hAnsi="Cascadia Mono" w:cs="Cascadia Mono"/>
-          <w:b w:val="0"/>
-          <w:sz w:val="19"/>
-        </w:rPr>
-        <w:t xml:space="preserve">    this.username,</w:t>
-      </w:r>
-    </w:p>
-    <w:p>
-      <w:pPr>
-        <w:spacing w:line="190" w:lineRule="exact" w:after="0"/>
-        <w:jc w:val="left"/>
-      </w:pPr>
-      <w:r>
-        <w:rPr>
-          <w:rFonts w:ascii="Cascadia Mono" w:hAnsi="Cascadia Mono" w:cs="Cascadia Mono"/>
-          <w:b w:val="0"/>
-          <w:sz w:val="19"/>
-        </w:rPr>
-        <w:t xml:space="preserve">    this.email,</w:t>
-      </w:r>
-    </w:p>
-    <w:p>
-      <w:pPr>
-        <w:spacing w:line="190" w:lineRule="exact" w:after="0"/>
-        <w:jc w:val="left"/>
-      </w:pPr>
-      <w:r>
-        <w:rPr>
-          <w:rFonts w:ascii="Cascadia Mono" w:hAnsi="Cascadia Mono" w:cs="Cascadia Mono"/>
-          <w:b w:val="0"/>
-          <w:sz w:val="19"/>
-        </w:rPr>
-        <w:t xml:space="preserve">    this.onToggleTheme,</w:t>
-      </w:r>
-    </w:p>
-    <w:p>
-      <w:pPr>
-        <w:spacing w:line="190" w:lineRule="exact" w:after="0"/>
-        <w:jc w:val="left"/>
-      </w:pPr>
-      <w:r>
-        <w:rPr>
-          <w:rFonts w:ascii="Cascadia Mono" w:hAnsi="Cascadia Mono" w:cs="Cascadia Mono"/>
-          <w:b w:val="0"/>
-          <w:sz w:val="19"/>
-        </w:rPr>
-        <w:t xml:space="preserve">  });</w:t>
-      </w:r>
-    </w:p>
-    <w:p>
-      <w:pPr>
-        <w:spacing w:line="190" w:lineRule="exact" w:after="0"/>
-        <w:jc w:val="left"/>
-      </w:pPr>
-      <w:r>
-        <w:rPr>
-          <w:rFonts w:ascii="Cascadia Mono" w:hAnsi="Cascadia Mono" w:cs="Cascadia Mono"/>
-          <w:b w:val="0"/>
-          <w:sz w:val="19"/>
-        </w:rPr>
-        <w:t xml:space="preserve">  Widget build(BuildContext context) {</w:t>
-      </w:r>
-    </w:p>
-    <w:p>
-      <w:pPr>
-        <w:spacing w:line="190" w:lineRule="exact" w:after="0"/>
-        <w:jc w:val="left"/>
-      </w:pPr>
-      <w:r>
-        <w:rPr>
-          <w:rFonts w:ascii="Cascadia Mono" w:hAnsi="Cascadia Mono" w:cs="Cascadia Mono"/>
-          <w:b w:val="0"/>
-          <w:sz w:val="19"/>
-        </w:rPr>
-        <w:t xml:space="preserve">    final isDark = Theme.of(context).brightness == Brightness.dark;</w:t>
-      </w:r>
-    </w:p>
-    <w:p>
-      <w:pPr>
-        <w:spacing w:line="190" w:lineRule="exact" w:after="0"/>
-        <w:jc w:val="left"/>
-      </w:pPr>
-    </w:p>
-    <w:p>
-      <w:pPr>
-        <w:spacing w:line="190" w:lineRule="exact" w:after="0"/>
-        <w:jc w:val="left"/>
-      </w:pPr>
-      <w:r>
-        <w:rPr>
-          <w:rFonts w:ascii="Cascadia Mono" w:hAnsi="Cascadia Mono" w:cs="Cascadia Mono"/>
-          <w:b w:val="0"/>
-          <w:sz w:val="19"/>
-        </w:rPr>
-        <w:t xml:space="preserve">    return Scaffold(</w:t>
-      </w:r>
-    </w:p>
-    <w:p>
-      <w:pPr>
-        <w:spacing w:line="190" w:lineRule="exact" w:after="0"/>
-        <w:jc w:val="left"/>
-      </w:pPr>
-      <w:r>
-        <w:rPr>
-          <w:rFonts w:ascii="Cascadia Mono" w:hAnsi="Cascadia Mono" w:cs="Cascadia Mono"/>
-          <w:b w:val="0"/>
-          <w:sz w:val="19"/>
-        </w:rPr>
-        <w:t xml:space="preserve">      backgroundColor: AppColors.background(isDark),</w:t>
-      </w:r>
-    </w:p>
-    <w:p>
-      <w:pPr>
-        <w:spacing w:line="190" w:lineRule="exact" w:after="0"/>
-        <w:jc w:val="left"/>
-      </w:pPr>
-      <w:r>
-        <w:rPr>
-          <w:rFonts w:ascii="Cascadia Mono" w:hAnsi="Cascadia Mono" w:cs="Cascadia Mono"/>
-          <w:b w:val="0"/>
-          <w:sz w:val="19"/>
-        </w:rPr>
-        <w:t xml:space="preserve">      appBar: AppBar(</w:t>
-      </w:r>
-    </w:p>
-    <w:p>
-      <w:pPr>
-        <w:spacing w:line="190" w:lineRule="exact" w:after="0"/>
-        <w:jc w:val="left"/>
-      </w:pPr>
-      <w:r>
-        <w:rPr>
-          <w:rFonts w:ascii="Cascadia Mono" w:hAnsi="Cascadia Mono" w:cs="Cascadia Mono"/>
-          <w:b w:val="0"/>
-          <w:sz w:val="19"/>
-        </w:rPr>
-        <w:t xml:space="preserve">        leading: IconButton(</w:t>
-      </w:r>
-    </w:p>
-    <w:p>
-      <w:pPr>
-        <w:spacing w:line="190" w:lineRule="exact" w:after="0"/>
-        <w:jc w:val="left"/>
-      </w:pPr>
-      <w:r>
-        <w:rPr>
-          <w:rFonts w:ascii="Cascadia Mono" w:hAnsi="Cascadia Mono" w:cs="Cascadia Mono"/>
-          <w:b w:val="0"/>
-          <w:sz w:val="19"/>
-        </w:rPr>
-        <w:t xml:space="preserve">          tooltip: 'Назад',</w:t>
-      </w:r>
-    </w:p>
-    <w:p>
-      <w:pPr>
-        <w:spacing w:line="190" w:lineRule="exact" w:after="0"/>
-        <w:jc w:val="left"/>
-      </w:pPr>
-      <w:r>
-        <w:rPr>
-          <w:rFonts w:ascii="Cascadia Mono" w:hAnsi="Cascadia Mono" w:cs="Cascadia Mono"/>
-          <w:b w:val="0"/>
-          <w:sz w:val="19"/>
-        </w:rPr>
-        <w:t xml:space="preserve">          icon: Icon(Icons.arrow_back, color: AppColors.textSecondary(isDark)),</w:t>
-      </w:r>
-    </w:p>
-    <w:p>
-      <w:pPr>
-        <w:spacing w:line="190" w:lineRule="exact" w:after="0"/>
-        <w:jc w:val="left"/>
-      </w:pPr>
-      <w:r>
-        <w:rPr>
-          <w:rFonts w:ascii="Cascadia Mono" w:hAnsi="Cascadia Mono" w:cs="Cascadia Mono"/>
-          <w:b w:val="0"/>
-          <w:sz w:val="19"/>
-        </w:rPr>
-        <w:t xml:space="preserve">          onPressed: () =&gt; Navigator.pop(context),</w:t>
-      </w:r>
-    </w:p>
-    <w:p>
-      <w:pPr>
-        <w:spacing w:line="190" w:lineRule="exact" w:after="0"/>
-        <w:jc w:val="left"/>
-      </w:pPr>
-      <w:r>
-        <w:rPr>
-          <w:rFonts w:ascii="Cascadia Mono" w:hAnsi="Cascadia Mono" w:cs="Cascadia Mono"/>
-          <w:b w:val="0"/>
-          <w:sz w:val="19"/>
-        </w:rPr>
-        <w:t xml:space="preserve">        ),</w:t>
-      </w:r>
-    </w:p>
-    <w:p>
-      <w:pPr>
-        <w:spacing w:line="190" w:lineRule="exact" w:after="0"/>
-        <w:jc w:val="left"/>
-      </w:pPr>
-      <w:r>
-        <w:rPr>
-          <w:rFonts w:ascii="Cascadia Mono" w:hAnsi="Cascadia Mono" w:cs="Cascadia Mono"/>
-          <w:b w:val="0"/>
-          <w:sz w:val="19"/>
-        </w:rPr>
-        <w:t xml:space="preserve">        title: Text(</w:t>
-      </w:r>
-    </w:p>
-    <w:p>
-      <w:pPr>
-        <w:spacing w:line="190" w:lineRule="exact" w:after="0"/>
-        <w:jc w:val="left"/>
-      </w:pPr>
-      <w:r>
-        <w:rPr>
-          <w:rFonts w:ascii="Cascadia Mono" w:hAnsi="Cascadia Mono" w:cs="Cascadia Mono"/>
-          <w:b w:val="0"/>
-          <w:sz w:val="19"/>
-        </w:rPr>
-        <w:t xml:space="preserve">          'Профіль користувача',</w:t>
-      </w:r>
-    </w:p>
-    <w:p>
-      <w:pPr>
-        <w:spacing w:line="190" w:lineRule="exact" w:after="0"/>
-        <w:jc w:val="left"/>
-      </w:pPr>
-      <w:r>
-        <w:rPr>
-          <w:rFonts w:ascii="Cascadia Mono" w:hAnsi="Cascadia Mono" w:cs="Cascadia Mono"/>
-          <w:b w:val="0"/>
-          <w:sz w:val="19"/>
-        </w:rPr>
-        <w:t xml:space="preserve">          style: AppStyles.title(isDark: isDark).copyWith(fontSize: 20),</w:t>
-      </w:r>
-    </w:p>
-    <w:p>
-      <w:pPr>
-        <w:spacing w:line="190" w:lineRule="exact" w:after="0"/>
-        <w:jc w:val="left"/>
-      </w:pPr>
-      <w:r>
-        <w:rPr>
-          <w:rFonts w:ascii="Cascadia Mono" w:hAnsi="Cascadia Mono" w:cs="Cascadia Mono"/>
-          <w:b w:val="0"/>
-          <w:sz w:val="19"/>
-        </w:rPr>
-        <w:t xml:space="preserve">        ),</w:t>
-      </w:r>
-    </w:p>
-    <w:p>
-      <w:pPr>
-        <w:spacing w:line="190" w:lineRule="exact" w:after="0"/>
-        <w:jc w:val="left"/>
-      </w:pPr>
-      <w:r>
-        <w:rPr>
-          <w:rFonts w:ascii="Cascadia Mono" w:hAnsi="Cascadia Mono" w:cs="Cascadia Mono"/>
-          <w:b w:val="0"/>
-          <w:sz w:val="19"/>
-        </w:rPr>
-        <w:t xml:space="preserve">        centerTitle: true,</w:t>
-      </w:r>
-    </w:p>
-    <w:p>
-      <w:pPr>
-        <w:spacing w:line="190" w:lineRule="exact" w:after="0"/>
-        <w:jc w:val="left"/>
-      </w:pPr>
-      <w:r>
-        <w:rPr>
-          <w:rFonts w:ascii="Cascadia Mono" w:hAnsi="Cascadia Mono" w:cs="Cascadia Mono"/>
-          <w:b w:val="0"/>
-          <w:sz w:val="19"/>
-        </w:rPr>
-        <w:t xml:space="preserve">        backgroundColor: AppColors.card(isDark),</w:t>
-      </w:r>
-    </w:p>
-    <w:p>
-      <w:pPr>
-        <w:spacing w:line="190" w:lineRule="exact" w:after="0"/>
-        <w:jc w:val="left"/>
-      </w:pPr>
-      <w:r>
-        <w:rPr>
-          <w:rFonts w:ascii="Cascadia Mono" w:hAnsi="Cascadia Mono" w:cs="Cascadia Mono"/>
-          <w:b w:val="0"/>
-          <w:sz w:val="19"/>
-        </w:rPr>
-        <w:t xml:space="preserve">        elevation: 0,</w:t>
-      </w:r>
-    </w:p>
-    <w:p>
-      <w:pPr>
-        <w:spacing w:line="190" w:lineRule="exact" w:after="0"/>
-        <w:jc w:val="left"/>
-      </w:pPr>
-      <w:r>
-        <w:rPr>
-          <w:rFonts w:ascii="Cascadia Mono" w:hAnsi="Cascadia Mono" w:cs="Cascadia Mono"/>
-          <w:b w:val="0"/>
-          <w:sz w:val="19"/>
-        </w:rPr>
-        <w:t xml:space="preserve">        actions: [</w:t>
-      </w:r>
-    </w:p>
-    <w:p>
-      <w:pPr>
-        <w:spacing w:line="190" w:lineRule="exact" w:after="0"/>
-        <w:jc w:val="left"/>
-      </w:pPr>
-      <w:r>
-        <w:rPr>
-          <w:rFonts w:ascii="Cascadia Mono" w:hAnsi="Cascadia Mono" w:cs="Cascadia Mono"/>
-          <w:b w:val="0"/>
-          <w:sz w:val="19"/>
-        </w:rPr>
-        <w:t xml:space="preserve">          IconButton(</w:t>
-      </w:r>
-    </w:p>
-    <w:p>
-      <w:pPr>
-        <w:spacing w:line="190" w:lineRule="exact" w:after="0"/>
-        <w:jc w:val="left"/>
-      </w:pPr>
-      <w:r>
-        <w:rPr>
-          <w:rFonts w:ascii="Cascadia Mono" w:hAnsi="Cascadia Mono" w:cs="Cascadia Mono"/>
-          <w:b w:val="0"/>
-          <w:sz w:val="19"/>
-        </w:rPr>
-        <w:t xml:space="preserve">            tooltip: 'Вийти з облікового запису',</w:t>
-      </w:r>
-    </w:p>
-    <w:p>
-      <w:pPr>
-        <w:spacing w:line="190" w:lineRule="exact" w:after="0"/>
-        <w:jc w:val="left"/>
-      </w:pPr>
-      <w:r>
-        <w:rPr>
-          <w:rFonts w:ascii="Cascadia Mono" w:hAnsi="Cascadia Mono" w:cs="Cascadia Mono"/>
-          <w:b w:val="0"/>
-          <w:sz w:val="19"/>
-        </w:rPr>
-        <w:t xml:space="preserve">            icon: Icon(Icons.logout, size: 20, color: AppColors.error),</w:t>
-      </w:r>
-    </w:p>
-    <w:p>
-      <w:pPr>
-        <w:spacing w:line="190" w:lineRule="exact" w:after="0"/>
-        <w:jc w:val="left"/>
-      </w:pPr>
-      <w:r>
-        <w:rPr>
-          <w:rFonts w:ascii="Cascadia Mono" w:hAnsi="Cascadia Mono" w:cs="Cascadia Mono"/>
-          <w:b w:val="0"/>
-          <w:sz w:val="19"/>
-        </w:rPr>
-        <w:t xml:space="preserve">            onPressed: () =&gt; _confirmLogout(context, isDark),</w:t>
-      </w:r>
-    </w:p>
-    <w:p>
-      <w:pPr>
-        <w:spacing w:line="190" w:lineRule="exact" w:after="0"/>
-        <w:jc w:val="left"/>
-      </w:pPr>
-      <w:r>
-        <w:rPr>
-          <w:rFonts w:ascii="Cascadia Mono" w:hAnsi="Cascadia Mono" w:cs="Cascadia Mono"/>
-          <w:b w:val="0"/>
-          <w:sz w:val="19"/>
-        </w:rPr>
-        <w:t xml:space="preserve">          ),</w:t>
-      </w:r>
-    </w:p>
-    <w:p>
-      <w:pPr>
-        <w:spacing w:line="190" w:lineRule="exact" w:after="0"/>
-        <w:jc w:val="left"/>
-      </w:pPr>
-      <w:r>
-        <w:rPr>
-          <w:rFonts w:ascii="Cascadia Mono" w:hAnsi="Cascadia Mono" w:cs="Cascadia Mono"/>
-          <w:b w:val="0"/>
-          <w:sz w:val="19"/>
-        </w:rPr>
-        <w:t xml:space="preserve">        ],</w:t>
-      </w:r>
-    </w:p>
-    <w:p>
-      <w:pPr>
-        <w:spacing w:line="190" w:lineRule="exact" w:after="0"/>
-        <w:jc w:val="left"/>
-      </w:pPr>
-      <w:r>
-        <w:rPr>
-          <w:rFonts w:ascii="Cascadia Mono" w:hAnsi="Cascadia Mono" w:cs="Cascadia Mono"/>
-          <w:b w:val="0"/>
-          <w:sz w:val="19"/>
-        </w:rPr>
-        <w:t xml:space="preserve">      ),</w:t>
-      </w:r>
-    </w:p>
-    <w:p>
-      <w:pPr>
-        <w:spacing w:line="190" w:lineRule="exact" w:after="0"/>
-        <w:jc w:val="left"/>
-      </w:pPr>
-      <w:r>
-        <w:rPr>
-          <w:rFonts w:ascii="Cascadia Mono" w:hAnsi="Cascadia Mono" w:cs="Cascadia Mono"/>
-          <w:b w:val="0"/>
-          <w:sz w:val="19"/>
-        </w:rPr>
-        <w:t xml:space="preserve">  // ... (пропуск неістотних рядків)</w:t>
-      </w:r>
-    </w:p>
-    <w:p>
-      <w:pPr>
-        <w:spacing w:line="190" w:lineRule="exact" w:after="0"/>
-        <w:jc w:val="left"/>
-      </w:pPr>
-      <w:r>
-        <w:rPr>
-          <w:rFonts w:ascii="Cascadia Mono" w:hAnsi="Cascadia Mono" w:cs="Cascadia Mono"/>
-          <w:b w:val="0"/>
-          <w:sz w:val="19"/>
-        </w:rPr>
         <w:t xml:space="preserve">  /// Картка перемикання теми (п. 1, 2 ТЗ)</w:t>
       </w:r>
     </w:p>
@@ -3023,63 +981,7 @@
           <w:b w:val="0"/>
           <w:sz w:val="19"/>
         </w:rPr>
-        <w:t xml:space="preserve">      color: AppColors.card(isDark),</w:t>
-      </w:r>
-    </w:p>
-    <w:p>
-      <w:pPr>
-        <w:spacing w:line="190" w:lineRule="exact" w:after="0"/>
-        <w:jc w:val="left"/>
-      </w:pPr>
-      <w:r>
-        <w:rPr>
-          <w:rFonts w:ascii="Cascadia Mono" w:hAnsi="Cascadia Mono" w:cs="Cascadia Mono"/>
-          <w:b w:val="0"/>
-          <w:sz w:val="19"/>
-        </w:rPr>
-        <w:t xml:space="preserve">      shape: RoundedRectangleBorder(</w:t>
-      </w:r>
-    </w:p>
-    <w:p>
-      <w:pPr>
-        <w:spacing w:line="190" w:lineRule="exact" w:after="0"/>
-        <w:jc w:val="left"/>
-      </w:pPr>
-      <w:r>
-        <w:rPr>
-          <w:rFonts w:ascii="Cascadia Mono" w:hAnsi="Cascadia Mono" w:cs="Cascadia Mono"/>
-          <w:b w:val="0"/>
-          <w:sz w:val="19"/>
-        </w:rPr>
-        <w:t xml:space="preserve">        borderRadius: BorderRadius.circular(14),</w:t>
-      </w:r>
-    </w:p>
-    <w:p>
-      <w:pPr>
-        <w:spacing w:line="190" w:lineRule="exact" w:after="0"/>
-        <w:jc w:val="left"/>
-      </w:pPr>
-      <w:r>
-        <w:rPr>
-          <w:rFonts w:ascii="Cascadia Mono" w:hAnsi="Cascadia Mono" w:cs="Cascadia Mono"/>
-          <w:b w:val="0"/>
-          <w:sz w:val="19"/>
-        </w:rPr>
-        <w:t xml:space="preserve">        side: BorderSide(color: AppColors.divider(isDark)),</w:t>
-      </w:r>
-    </w:p>
-    <w:p>
-      <w:pPr>
-        <w:spacing w:line="190" w:lineRule="exact" w:after="0"/>
-        <w:jc w:val="left"/>
-      </w:pPr>
-      <w:r>
-        <w:rPr>
-          <w:rFonts w:ascii="Cascadia Mono" w:hAnsi="Cascadia Mono" w:cs="Cascadia Mono"/>
-          <w:b w:val="0"/>
-          <w:sz w:val="19"/>
-        </w:rPr>
-        <w:t xml:space="preserve">      ),</w:t>
+        <w:t xml:space="preserve">  // ... (пропуск неістотних рядків)</w:t>
       </w:r>
     </w:p>
     <w:p>
@@ -3107,371 +1009,7 @@
           <w:b w:val="0"/>
           <w:sz w:val="19"/>
         </w:rPr>
-        <w:t xml:space="preserve">        key: const Key('theme_switch_tile'),</w:t>
-      </w:r>
-    </w:p>
-    <w:p>
-      <w:pPr>
-        <w:spacing w:line="190" w:lineRule="exact" w:after="0"/>
-        <w:jc w:val="left"/>
-      </w:pPr>
-      <w:r>
-        <w:rPr>
-          <w:rFonts w:ascii="Cascadia Mono" w:hAnsi="Cascadia Mono" w:cs="Cascadia Mono"/>
-          <w:b w:val="0"/>
-          <w:sz w:val="19"/>
-        </w:rPr>
-        <w:t xml:space="preserve">        secondary: Container(</w:t>
-      </w:r>
-    </w:p>
-    <w:p>
-      <w:pPr>
-        <w:spacing w:line="190" w:lineRule="exact" w:after="0"/>
-        <w:jc w:val="left"/>
-      </w:pPr>
-      <w:r>
-        <w:rPr>
-          <w:rFonts w:ascii="Cascadia Mono" w:hAnsi="Cascadia Mono" w:cs="Cascadia Mono"/>
-          <w:b w:val="0"/>
-          <w:sz w:val="19"/>
-        </w:rPr>
-        <w:t xml:space="preserve">          padding: const EdgeInsets.all(6),</w:t>
-      </w:r>
-    </w:p>
-    <w:p>
-      <w:pPr>
-        <w:spacing w:line="190" w:lineRule="exact" w:after="0"/>
-        <w:jc w:val="left"/>
-      </w:pPr>
-      <w:r>
-        <w:rPr>
-          <w:rFonts w:ascii="Cascadia Mono" w:hAnsi="Cascadia Mono" w:cs="Cascadia Mono"/>
-          <w:b w:val="0"/>
-          <w:sz w:val="19"/>
-        </w:rPr>
-        <w:t xml:space="preserve">          decoration: BoxDecoration(</w:t>
-      </w:r>
-    </w:p>
-    <w:p>
-      <w:pPr>
-        <w:spacing w:line="190" w:lineRule="exact" w:after="0"/>
-        <w:jc w:val="left"/>
-      </w:pPr>
-      <w:r>
-        <w:rPr>
-          <w:rFonts w:ascii="Cascadia Mono" w:hAnsi="Cascadia Mono" w:cs="Cascadia Mono"/>
-          <w:b w:val="0"/>
-          <w:sz w:val="19"/>
-        </w:rPr>
-        <w:t xml:space="preserve">            color: (isDark ? AppColors.secondary : AppColors.primary)</w:t>
-      </w:r>
-    </w:p>
-    <w:p>
-      <w:pPr>
-        <w:spacing w:line="190" w:lineRule="exact" w:after="0"/>
-        <w:jc w:val="left"/>
-      </w:pPr>
-      <w:r>
-        <w:rPr>
-          <w:rFonts w:ascii="Cascadia Mono" w:hAnsi="Cascadia Mono" w:cs="Cascadia Mono"/>
-          <w:b w:val="0"/>
-          <w:sz w:val="19"/>
-        </w:rPr>
-        <w:t xml:space="preserve">                .withValues(alpha: 0.15),</w:t>
-      </w:r>
-    </w:p>
-    <w:p>
-      <w:pPr>
-        <w:spacing w:line="190" w:lineRule="exact" w:after="0"/>
-        <w:jc w:val="left"/>
-      </w:pPr>
-      <w:r>
-        <w:rPr>
-          <w:rFonts w:ascii="Cascadia Mono" w:hAnsi="Cascadia Mono" w:cs="Cascadia Mono"/>
-          <w:b w:val="0"/>
-          <w:sz w:val="19"/>
-        </w:rPr>
-        <w:t xml:space="preserve">            shape: BoxShape.circle,</w:t>
-      </w:r>
-    </w:p>
-    <w:p>
-      <w:pPr>
-        <w:spacing w:line="190" w:lineRule="exact" w:after="0"/>
-        <w:jc w:val="left"/>
-      </w:pPr>
-      <w:r>
-        <w:rPr>
-          <w:rFonts w:ascii="Cascadia Mono" w:hAnsi="Cascadia Mono" w:cs="Cascadia Mono"/>
-          <w:b w:val="0"/>
-          <w:sz w:val="19"/>
-        </w:rPr>
-        <w:t xml:space="preserve">          ),</w:t>
-      </w:r>
-    </w:p>
-    <w:p>
-      <w:pPr>
-        <w:spacing w:line="190" w:lineRule="exact" w:after="0"/>
-        <w:jc w:val="left"/>
-      </w:pPr>
-      <w:r>
-        <w:rPr>
-          <w:rFonts w:ascii="Cascadia Mono" w:hAnsi="Cascadia Mono" w:cs="Cascadia Mono"/>
-          <w:b w:val="0"/>
-          <w:sz w:val="19"/>
-        </w:rPr>
-        <w:t xml:space="preserve">          child: Icon(</w:t>
-      </w:r>
-    </w:p>
-    <w:p>
-      <w:pPr>
-        <w:spacing w:line="190" w:lineRule="exact" w:after="0"/>
-        <w:jc w:val="left"/>
-      </w:pPr>
-      <w:r>
-        <w:rPr>
-          <w:rFonts w:ascii="Cascadia Mono" w:hAnsi="Cascadia Mono" w:cs="Cascadia Mono"/>
-          <w:b w:val="0"/>
-          <w:sz w:val="19"/>
-        </w:rPr>
-        <w:t xml:space="preserve">            isDark ? Icons.dark_mode : Icons.light_mode,</w:t>
-      </w:r>
-    </w:p>
-    <w:p>
-      <w:pPr>
-        <w:spacing w:line="190" w:lineRule="exact" w:after="0"/>
-        <w:jc w:val="left"/>
-      </w:pPr>
-      <w:r>
-        <w:rPr>
-          <w:rFonts w:ascii="Cascadia Mono" w:hAnsi="Cascadia Mono" w:cs="Cascadia Mono"/>
-          <w:b w:val="0"/>
-          <w:sz w:val="19"/>
-        </w:rPr>
-        <w:t xml:space="preserve">            size: 22,</w:t>
-      </w:r>
-    </w:p>
-    <w:p>
-      <w:pPr>
-        <w:spacing w:line="190" w:lineRule="exact" w:after="0"/>
-        <w:jc w:val="left"/>
-      </w:pPr>
-      <w:r>
-        <w:rPr>
-          <w:rFonts w:ascii="Cascadia Mono" w:hAnsi="Cascadia Mono" w:cs="Cascadia Mono"/>
-          <w:b w:val="0"/>
-          <w:sz w:val="19"/>
-        </w:rPr>
-        <w:t xml:space="preserve">            color: isDark ? AppColors.secondary : AppColors.text(isDark),</w:t>
-      </w:r>
-    </w:p>
-    <w:p>
-      <w:pPr>
-        <w:spacing w:line="190" w:lineRule="exact" w:after="0"/>
-        <w:jc w:val="left"/>
-      </w:pPr>
-      <w:r>
-        <w:rPr>
-          <w:rFonts w:ascii="Cascadia Mono" w:hAnsi="Cascadia Mono" w:cs="Cascadia Mono"/>
-          <w:b w:val="0"/>
-          <w:sz w:val="19"/>
-        </w:rPr>
-        <w:t xml:space="preserve">          ),</w:t>
-      </w:r>
-    </w:p>
-    <w:p>
-      <w:pPr>
-        <w:spacing w:line="190" w:lineRule="exact" w:after="0"/>
-        <w:jc w:val="left"/>
-      </w:pPr>
-      <w:r>
-        <w:rPr>
-          <w:rFonts w:ascii="Cascadia Mono" w:hAnsi="Cascadia Mono" w:cs="Cascadia Mono"/>
-          <w:b w:val="0"/>
-          <w:sz w:val="19"/>
-        </w:rPr>
-        <w:t xml:space="preserve">        ),</w:t>
-      </w:r>
-    </w:p>
-    <w:p>
-      <w:pPr>
-        <w:spacing w:line="190" w:lineRule="exact" w:after="0"/>
-        <w:jc w:val="left"/>
-      </w:pPr>
-      <w:r>
-        <w:rPr>
-          <w:rFonts w:ascii="Cascadia Mono" w:hAnsi="Cascadia Mono" w:cs="Cascadia Mono"/>
-          <w:b w:val="0"/>
-          <w:sz w:val="19"/>
-        </w:rPr>
-        <w:t xml:space="preserve">        title: Text(</w:t>
-      </w:r>
-    </w:p>
-    <w:p>
-      <w:pPr>
-        <w:spacing w:line="190" w:lineRule="exact" w:after="0"/>
-        <w:jc w:val="left"/>
-      </w:pPr>
-      <w:r>
-        <w:rPr>
-          <w:rFonts w:ascii="Cascadia Mono" w:hAnsi="Cascadia Mono" w:cs="Cascadia Mono"/>
-          <w:b w:val="0"/>
-          <w:sz w:val="19"/>
-        </w:rPr>
-        <w:t xml:space="preserve">          'Темна тема (Dark Mode)',</w:t>
-      </w:r>
-    </w:p>
-    <w:p>
-      <w:pPr>
-        <w:spacing w:line="190" w:lineRule="exact" w:after="0"/>
-        <w:jc w:val="left"/>
-      </w:pPr>
-      <w:r>
-        <w:rPr>
-          <w:rFonts w:ascii="Cascadia Mono" w:hAnsi="Cascadia Mono" w:cs="Cascadia Mono"/>
-          <w:b w:val="0"/>
-          <w:sz w:val="19"/>
-        </w:rPr>
-        <w:t xml:space="preserve">          style: TextStyle(</w:t>
-      </w:r>
-    </w:p>
-    <w:p>
-      <w:pPr>
-        <w:spacing w:line="190" w:lineRule="exact" w:after="0"/>
-        <w:jc w:val="left"/>
-      </w:pPr>
-      <w:r>
-        <w:rPr>
-          <w:rFonts w:ascii="Cascadia Mono" w:hAnsi="Cascadia Mono" w:cs="Cascadia Mono"/>
-          <w:b w:val="0"/>
-          <w:sz w:val="19"/>
-        </w:rPr>
-        <w:t xml:space="preserve">            fontFamily: AppStyles.fontFamily,</w:t>
-      </w:r>
-    </w:p>
-    <w:p>
-      <w:pPr>
-        <w:spacing w:line="190" w:lineRule="exact" w:after="0"/>
-        <w:jc w:val="left"/>
-      </w:pPr>
-      <w:r>
-        <w:rPr>
-          <w:rFonts w:ascii="Cascadia Mono" w:hAnsi="Cascadia Mono" w:cs="Cascadia Mono"/>
-          <w:b w:val="0"/>
-          <w:sz w:val="19"/>
-        </w:rPr>
-        <w:t xml:space="preserve">            fontWeight: FontWeight.w600,</w:t>
-      </w:r>
-    </w:p>
-    <w:p>
-      <w:pPr>
-        <w:spacing w:line="190" w:lineRule="exact" w:after="0"/>
-        <w:jc w:val="left"/>
-      </w:pPr>
-      <w:r>
-        <w:rPr>
-          <w:rFonts w:ascii="Cascadia Mono" w:hAnsi="Cascadia Mono" w:cs="Cascadia Mono"/>
-          <w:b w:val="0"/>
-          <w:sz w:val="19"/>
-        </w:rPr>
-        <w:t xml:space="preserve">            fontSize: 15,</w:t>
-      </w:r>
-    </w:p>
-    <w:p>
-      <w:pPr>
-        <w:spacing w:line="190" w:lineRule="exact" w:after="0"/>
-        <w:jc w:val="left"/>
-      </w:pPr>
-      <w:r>
-        <w:rPr>
-          <w:rFonts w:ascii="Cascadia Mono" w:hAnsi="Cascadia Mono" w:cs="Cascadia Mono"/>
-          <w:b w:val="0"/>
-          <w:sz w:val="19"/>
-        </w:rPr>
-        <w:t xml:space="preserve">            color: isDark ? AppColors.textDark : AppColors.textLight,</w:t>
-      </w:r>
-    </w:p>
-    <w:p>
-      <w:pPr>
-        <w:spacing w:line="190" w:lineRule="exact" w:after="0"/>
-        <w:jc w:val="left"/>
-      </w:pPr>
-      <w:r>
-        <w:rPr>
-          <w:rFonts w:ascii="Cascadia Mono" w:hAnsi="Cascadia Mono" w:cs="Cascadia Mono"/>
-          <w:b w:val="0"/>
-          <w:sz w:val="19"/>
-        </w:rPr>
-        <w:t xml:space="preserve">          ),</w:t>
-      </w:r>
-    </w:p>
-    <w:p>
-      <w:pPr>
-        <w:spacing w:line="190" w:lineRule="exact" w:after="0"/>
-        <w:jc w:val="left"/>
-      </w:pPr>
-      <w:r>
-        <w:rPr>
-          <w:rFonts w:ascii="Cascadia Mono" w:hAnsi="Cascadia Mono" w:cs="Cascadia Mono"/>
-          <w:b w:val="0"/>
-          <w:sz w:val="19"/>
-        </w:rPr>
-        <w:t xml:space="preserve">        ),</w:t>
-      </w:r>
-    </w:p>
-    <w:p>
-      <w:pPr>
-        <w:spacing w:line="190" w:lineRule="exact" w:after="0"/>
-        <w:jc w:val="left"/>
-      </w:pPr>
-      <w:r>
-        <w:rPr>
-          <w:rFonts w:ascii="Cascadia Mono" w:hAnsi="Cascadia Mono" w:cs="Cascadia Mono"/>
-          <w:b w:val="0"/>
-          <w:sz w:val="19"/>
-        </w:rPr>
-        <w:t xml:space="preserve">        subtitle: Text(</w:t>
-      </w:r>
-    </w:p>
-    <w:p>
-      <w:pPr>
-        <w:spacing w:line="190" w:lineRule="exact" w:after="0"/>
-        <w:jc w:val="left"/>
-      </w:pPr>
-      <w:r>
-        <w:rPr>
-          <w:rFonts w:ascii="Cascadia Mono" w:hAnsi="Cascadia Mono" w:cs="Cascadia Mono"/>
-          <w:b w:val="0"/>
-          <w:sz w:val="19"/>
-        </w:rPr>
-        <w:t xml:space="preserve">          isDark ? 'Увімкнено нічний режим' : 'Увімкнено денний режим',</w:t>
-      </w:r>
-    </w:p>
-    <w:p>
-      <w:pPr>
-        <w:spacing w:line="190" w:lineRule="exact" w:after="0"/>
-        <w:jc w:val="left"/>
-      </w:pPr>
-      <w:r>
-        <w:rPr>
-          <w:rFonts w:ascii="Cascadia Mono" w:hAnsi="Cascadia Mono" w:cs="Cascadia Mono"/>
-          <w:b w:val="0"/>
-          <w:sz w:val="19"/>
-        </w:rPr>
-        <w:t xml:space="preserve">          style: AppStyles.caption(isDark: isDark),</w:t>
-      </w:r>
-    </w:p>
-    <w:p>
-      <w:pPr>
-        <w:spacing w:line="190" w:lineRule="exact" w:after="0"/>
-        <w:jc w:val="left"/>
-      </w:pPr>
-      <w:r>
-        <w:rPr>
-          <w:rFonts w:ascii="Cascadia Mono" w:hAnsi="Cascadia Mono" w:cs="Cascadia Mono"/>
-          <w:b w:val="0"/>
-          <w:sz w:val="19"/>
-        </w:rPr>
-        <w:t xml:space="preserve">        ),</w:t>
+        <w:t xml:space="preserve">  // ... (пропуск неістотних рядків)</w:t>
       </w:r>
     </w:p>
     <w:p>
@@ -3486,20 +1024,6 @@
           <w:sz w:val="19"/>
         </w:rPr>
         <w:t xml:space="preserve">        value: isDark,</w:t>
-      </w:r>
-    </w:p>
-    <w:p>
-      <w:pPr>
-        <w:spacing w:line="190" w:lineRule="exact" w:after="0"/>
-        <w:jc w:val="left"/>
-      </w:pPr>
-      <w:r>
-        <w:rPr>
-          <w:rFonts w:ascii="Cascadia Mono" w:hAnsi="Cascadia Mono" w:cs="Cascadia Mono"/>
-          <w:b w:val="0"/>
-          <w:sz w:val="19"/>
-        </w:rPr>
-        <w:t xml:space="preserve">        activeThumbColor: AppColors.secondary,</w:t>
       </w:r>
     </w:p>
     <w:p>

--- a/Lab_9/ПМД_КН-2327Б_Багрій-Белз_ЛР-9.docx
+++ b/Lab_9/ПМД_КН-2327Б_Багрій-Белз_ЛР-9.docx
@@ -1374,6 +1374,34 @@
     </w:p>
     <w:p>
       <w:pPr>
+        <w:spacing w:line="276" w:lineRule="auto" w:after="0"/>
+        <w:jc w:val="both"/>
+      </w:pPr>
+      <w:r>
+        <w:rPr>
+          <w:rFonts w:ascii="Times New Roman" w:hAnsi="Times New Roman" w:cs="Times New Roman"/>
+          <w:b w:val="0"/>
+          <w:sz w:val="28"/>
+        </w:rPr>
+        <w:t>Репозиторій з кодом лабораторних робіт: https://github.com/bahriibelzandrii/PMD</w:t>
+      </w:r>
+    </w:p>
+    <w:p>
+      <w:pPr>
+        <w:spacing w:line="276" w:lineRule="auto" w:after="0"/>
+        <w:jc w:val="both"/>
+      </w:pPr>
+      <w:r>
+        <w:rPr>
+          <w:rFonts w:ascii="Times New Roman" w:hAnsi="Times New Roman" w:cs="Times New Roman"/>
+          <w:b w:val="0"/>
+          <w:sz w:val="28"/>
+        </w:rPr>
+        <w:t>Код і матеріали цієї лабораторної роботи: https://github.com/bahriibelzandrii/PMD/tree/main/Lab_9</w:t>
+      </w:r>
+    </w:p>
+    <w:p>
+      <w:pPr>
         <w:spacing w:line="276" w:lineRule="auto"/>
         <w:jc w:val="both"/>
       </w:pPr>
